--- a/courses/03-introduction-to-machine-learning/14-model-evaluation-strategies/Case study task.docx
+++ b/courses/03-introduction-to-machine-learning/14-model-evaluation-strategies/Case study task.docx
@@ -343,6 +343,356 @@
           <w:lang w:val="en-US"/>
         </w:rPr>
         <w:t xml:space="preserve">    return TP / (TP + FP) if (TP + FP) else 0.0</w:t>
+      </w:r>
+    </w:p>
+    <w:p>
+      <w:pPr>
+        <w:spacing w:after="0"/>
+        <w:jc w:val="both"/>
+        <w:rPr>
+          <w:lang w:val="en-US"/>
+        </w:rPr>
+      </w:pPr>
+    </w:p>
+    <w:p>
+      <w:pPr>
+        <w:spacing w:after="0"/>
+        <w:jc w:val="both"/>
+        <w:rPr>
+          <w:lang w:val="en-US"/>
+        </w:rPr>
+      </w:pPr>
+      <w:r>
+        <w:rPr>
+          <w:lang w:val="en-US"/>
+        </w:rPr>
+        <w:t>Recall</w:t>
+      </w:r>
+    </w:p>
+    <w:p>
+      <w:pPr>
+        <w:spacing w:after="0"/>
+        <w:jc w:val="both"/>
+        <w:rPr>
+          <w:lang w:val="en-US"/>
+        </w:rPr>
+      </w:pPr>
+    </w:p>
+    <w:p>
+      <w:pPr>
+        <w:spacing w:after="0"/>
+        <w:jc w:val="both"/>
+        <w:rPr>
+          <w:lang w:val="en-US"/>
+        </w:rPr>
+      </w:pPr>
+      <w:r>
+        <w:rPr>
+          <w:lang w:val="en-US"/>
+        </w:rPr>
+        <w:t xml:space="preserve">def </w:t>
+      </w:r>
+      <w:proofErr w:type="gramStart"/>
+      <w:r>
+        <w:rPr>
+          <w:lang w:val="en-US"/>
+        </w:rPr>
+        <w:t>recall(</w:t>
+      </w:r>
+      <w:proofErr w:type="spellStart"/>
+      <w:proofErr w:type="gramEnd"/>
+      <w:r>
+        <w:rPr>
+          <w:lang w:val="en-US"/>
+        </w:rPr>
+        <w:t>y_true</w:t>
+      </w:r>
+      <w:proofErr w:type="spellEnd"/>
+      <w:r>
+        <w:rPr>
+          <w:lang w:val="en-US"/>
+        </w:rPr>
+        <w:t xml:space="preserve">, </w:t>
+      </w:r>
+      <w:proofErr w:type="spellStart"/>
+      <w:r>
+        <w:rPr>
+          <w:lang w:val="en-US"/>
+        </w:rPr>
+        <w:t>y_pred</w:t>
+      </w:r>
+      <w:proofErr w:type="spellEnd"/>
+      <w:r>
+        <w:rPr>
+          <w:lang w:val="en-US"/>
+        </w:rPr>
+        <w:t>):</w:t>
+      </w:r>
+    </w:p>
+    <w:p>
+      <w:pPr>
+        <w:spacing w:after="0"/>
+        <w:jc w:val="both"/>
+        <w:rPr>
+          <w:lang w:val="en-US"/>
+        </w:rPr>
+      </w:pPr>
+      <w:r>
+        <w:rPr>
+          <w:lang w:val="en-US"/>
+        </w:rPr>
+        <w:t xml:space="preserve">    TP, TN, FP, FN = </w:t>
+      </w:r>
+      <w:proofErr w:type="spellStart"/>
+      <w:r>
+        <w:rPr>
+          <w:lang w:val="en-US"/>
+        </w:rPr>
+        <w:t>confusion_</w:t>
+      </w:r>
+      <w:proofErr w:type="gramStart"/>
+      <w:r>
+        <w:rPr>
+          <w:lang w:val="en-US"/>
+        </w:rPr>
+        <w:t>counts</w:t>
+      </w:r>
+      <w:proofErr w:type="spellEnd"/>
+      <w:r>
+        <w:rPr>
+          <w:lang w:val="en-US"/>
+        </w:rPr>
+        <w:t>(</w:t>
+      </w:r>
+      <w:proofErr w:type="spellStart"/>
+      <w:proofErr w:type="gramEnd"/>
+      <w:r>
+        <w:rPr>
+          <w:lang w:val="en-US"/>
+        </w:rPr>
+        <w:t>y_true</w:t>
+      </w:r>
+      <w:proofErr w:type="spellEnd"/>
+      <w:r>
+        <w:rPr>
+          <w:lang w:val="en-US"/>
+        </w:rPr>
+        <w:t xml:space="preserve">, </w:t>
+      </w:r>
+      <w:proofErr w:type="spellStart"/>
+      <w:r>
+        <w:rPr>
+          <w:lang w:val="en-US"/>
+        </w:rPr>
+        <w:t>y_pred</w:t>
+      </w:r>
+      <w:proofErr w:type="spellEnd"/>
+      <w:r>
+        <w:rPr>
+          <w:lang w:val="en-US"/>
+        </w:rPr>
+        <w:t>)</w:t>
+      </w:r>
+    </w:p>
+    <w:p>
+      <w:pPr>
+        <w:spacing w:after="0"/>
+        <w:jc w:val="both"/>
+        <w:rPr>
+          <w:lang w:val="en-US"/>
+        </w:rPr>
+      </w:pPr>
+      <w:r>
+        <w:rPr>
+          <w:lang w:val="en-US"/>
+        </w:rPr>
+        <w:t xml:space="preserve">    return TP / (TP + FN) if (TP + FN) else 0.0</w:t>
+      </w:r>
+    </w:p>
+    <w:p>
+      <w:pPr>
+        <w:spacing w:after="0"/>
+        <w:jc w:val="both"/>
+        <w:rPr>
+          <w:lang w:val="en-US"/>
+        </w:rPr>
+      </w:pPr>
+    </w:p>
+    <w:p>
+      <w:pPr>
+        <w:spacing w:after="0"/>
+        <w:jc w:val="both"/>
+        <w:rPr>
+          <w:lang w:val="en-US"/>
+        </w:rPr>
+      </w:pPr>
+      <w:r>
+        <w:rPr>
+          <w:lang w:val="en-US"/>
+        </w:rPr>
+        <w:t>f1-score</w:t>
+      </w:r>
+    </w:p>
+    <w:p>
+      <w:pPr>
+        <w:spacing w:after="0"/>
+        <w:jc w:val="both"/>
+        <w:rPr>
+          <w:lang w:val="en-US"/>
+        </w:rPr>
+      </w:pPr>
+    </w:p>
+    <w:p>
+      <w:pPr>
+        <w:spacing w:after="0"/>
+        <w:jc w:val="both"/>
+        <w:rPr>
+          <w:lang w:val="en-US"/>
+        </w:rPr>
+      </w:pPr>
+      <w:r>
+        <w:rPr>
+          <w:lang w:val="en-US"/>
+        </w:rPr>
+        <w:t>def f1_</w:t>
+      </w:r>
+      <w:proofErr w:type="gramStart"/>
+      <w:r>
+        <w:rPr>
+          <w:lang w:val="en-US"/>
+        </w:rPr>
+        <w:t>score(</w:t>
+      </w:r>
+      <w:proofErr w:type="spellStart"/>
+      <w:proofErr w:type="gramEnd"/>
+      <w:r>
+        <w:rPr>
+          <w:lang w:val="en-US"/>
+        </w:rPr>
+        <w:t>y_true</w:t>
+      </w:r>
+      <w:proofErr w:type="spellEnd"/>
+      <w:r>
+        <w:rPr>
+          <w:lang w:val="en-US"/>
+        </w:rPr>
+        <w:t xml:space="preserve">, </w:t>
+      </w:r>
+      <w:proofErr w:type="spellStart"/>
+      <w:r>
+        <w:rPr>
+          <w:lang w:val="en-US"/>
+        </w:rPr>
+        <w:t>y_pred</w:t>
+      </w:r>
+      <w:proofErr w:type="spellEnd"/>
+      <w:r>
+        <w:rPr>
+          <w:lang w:val="en-US"/>
+        </w:rPr>
+        <w:t>):</w:t>
+      </w:r>
+    </w:p>
+    <w:p>
+      <w:pPr>
+        <w:spacing w:after="0"/>
+        <w:jc w:val="both"/>
+        <w:rPr>
+          <w:lang w:val="en-US"/>
+        </w:rPr>
+      </w:pPr>
+      <w:r>
+        <w:rPr>
+          <w:lang w:val="en-US"/>
+        </w:rPr>
+        <w:t xml:space="preserve">    p, r = </w:t>
+      </w:r>
+      <w:proofErr w:type="gramStart"/>
+      <w:r>
+        <w:rPr>
+          <w:lang w:val="en-US"/>
+        </w:rPr>
+        <w:t>precision(</w:t>
+      </w:r>
+      <w:proofErr w:type="spellStart"/>
+      <w:proofErr w:type="gramEnd"/>
+      <w:r>
+        <w:rPr>
+          <w:lang w:val="en-US"/>
+        </w:rPr>
+        <w:t>y_true</w:t>
+      </w:r>
+      <w:proofErr w:type="spellEnd"/>
+      <w:r>
+        <w:rPr>
+          <w:lang w:val="en-US"/>
+        </w:rPr>
+        <w:t xml:space="preserve">, </w:t>
+      </w:r>
+      <w:proofErr w:type="spellStart"/>
+      <w:r>
+        <w:rPr>
+          <w:lang w:val="en-US"/>
+        </w:rPr>
+        <w:t>y_pred</w:t>
+      </w:r>
+      <w:proofErr w:type="spellEnd"/>
+      <w:r>
+        <w:rPr>
+          <w:lang w:val="en-US"/>
+        </w:rPr>
+        <w:t xml:space="preserve">), </w:t>
+      </w:r>
+      <w:proofErr w:type="gramStart"/>
+      <w:r>
+        <w:rPr>
+          <w:lang w:val="en-US"/>
+        </w:rPr>
+        <w:t>recall(</w:t>
+      </w:r>
+      <w:proofErr w:type="spellStart"/>
+      <w:proofErr w:type="gramEnd"/>
+      <w:r>
+        <w:rPr>
+          <w:lang w:val="en-US"/>
+        </w:rPr>
+        <w:t>y_true</w:t>
+      </w:r>
+      <w:proofErr w:type="spellEnd"/>
+      <w:r>
+        <w:rPr>
+          <w:lang w:val="en-US"/>
+        </w:rPr>
+        <w:t xml:space="preserve">, </w:t>
+      </w:r>
+      <w:proofErr w:type="spellStart"/>
+      <w:r>
+        <w:rPr>
+          <w:lang w:val="en-US"/>
+        </w:rPr>
+        <w:t>y_pred</w:t>
+      </w:r>
+      <w:proofErr w:type="spellEnd"/>
+      <w:r>
+        <w:rPr>
+          <w:lang w:val="en-US"/>
+        </w:rPr>
+        <w:t>)</w:t>
+      </w:r>
+    </w:p>
+    <w:p>
+      <w:pPr>
+        <w:spacing w:after="0"/>
+        <w:jc w:val="both"/>
+        <w:rPr>
+          <w:lang w:val="en-US"/>
+        </w:rPr>
+      </w:pPr>
+      <w:r>
+        <w:rPr>
+          <w:lang w:val="en-US"/>
+        </w:rPr>
+        <w:t xml:space="preserve">    return 2 * p * r / (p + r) if (p + r) else 0.0</w:t>
       </w:r>
     </w:p>
     <w:p>

--- a/courses/03-introduction-to-machine-learning/14-model-evaluation-strategies/Case study task.docx
+++ b/courses/03-introduction-to-machine-learning/14-model-evaluation-strategies/Case study task.docx
@@ -703,6 +703,266 @@
           <w:lang w:val="en-US"/>
         </w:rPr>
       </w:pPr>
+    </w:p>
+    <w:p>
+      <w:pPr>
+        <w:spacing w:after="0"/>
+        <w:jc w:val="both"/>
+        <w:rPr>
+          <w:lang w:val="en-US"/>
+        </w:rPr>
+      </w:pPr>
+      <w:r>
+        <w:rPr>
+          <w:lang w:val="en-US"/>
+        </w:rPr>
+        <w:t xml:space="preserve">test </w:t>
+      </w:r>
+      <w:proofErr w:type="spellStart"/>
+      <w:r>
+        <w:rPr>
+          <w:lang w:val="en-US"/>
+        </w:rPr>
+        <w:t>istself</w:t>
+      </w:r>
+      <w:proofErr w:type="spellEnd"/>
+    </w:p>
+    <w:p>
+      <w:pPr>
+        <w:spacing w:after="0"/>
+        <w:jc w:val="both"/>
+        <w:rPr>
+          <w:lang w:val="en-US"/>
+        </w:rPr>
+      </w:pPr>
+      <w:proofErr w:type="spellStart"/>
+      <w:r>
+        <w:rPr>
+          <w:lang w:val="en-US"/>
+        </w:rPr>
+        <w:t>yt</w:t>
+      </w:r>
+      <w:proofErr w:type="spellEnd"/>
+      <w:r>
+        <w:rPr>
+          <w:lang w:val="en-US"/>
+        </w:rPr>
+        <w:t xml:space="preserve"> = [1,1,1,0,0,0,1,0]</w:t>
+      </w:r>
+    </w:p>
+    <w:p>
+      <w:pPr>
+        <w:spacing w:after="0"/>
+        <w:jc w:val="both"/>
+        <w:rPr>
+          <w:lang w:val="en-US"/>
+        </w:rPr>
+      </w:pPr>
+      <w:proofErr w:type="spellStart"/>
+      <w:r>
+        <w:rPr>
+          <w:lang w:val="en-US"/>
+        </w:rPr>
+        <w:t>yp</w:t>
+      </w:r>
+      <w:proofErr w:type="spellEnd"/>
+      <w:r>
+        <w:rPr>
+          <w:lang w:val="en-US"/>
+        </w:rPr>
+        <w:t xml:space="preserve"> = [1,0,1,0,1,0,1,0]</w:t>
+      </w:r>
+    </w:p>
+    <w:p>
+      <w:pPr>
+        <w:spacing w:after="0"/>
+        <w:jc w:val="both"/>
+        <w:rPr>
+          <w:lang w:val="en-US"/>
+        </w:rPr>
+      </w:pPr>
+      <w:r>
+        <w:rPr>
+          <w:lang w:val="en-US"/>
+        </w:rPr>
+        <w:t xml:space="preserve"># expected: acc=0.75, </w:t>
+      </w:r>
+      <w:proofErr w:type="spellStart"/>
+      <w:r>
+        <w:rPr>
+          <w:lang w:val="en-US"/>
+        </w:rPr>
+        <w:t>prec</w:t>
+      </w:r>
+      <w:proofErr w:type="spellEnd"/>
+      <w:r>
+        <w:rPr>
+          <w:lang w:val="en-US"/>
+        </w:rPr>
+        <w:t>=0.75, rec=0.75, f1=0.75</w:t>
+      </w:r>
+    </w:p>
+    <w:p>
+      <w:pPr>
+        <w:spacing w:after="0"/>
+        <w:jc w:val="both"/>
+        <w:rPr>
+          <w:lang w:val="en-US"/>
+        </w:rPr>
+      </w:pPr>
+    </w:p>
+    <w:p>
+      <w:pPr>
+        <w:spacing w:after="0"/>
+        <w:jc w:val="both"/>
+        <w:rPr>
+          <w:lang w:val="en-US"/>
+        </w:rPr>
+      </w:pPr>
+    </w:p>
+    <w:p>
+      <w:pPr>
+        <w:spacing w:after="0"/>
+        <w:jc w:val="both"/>
+        <w:rPr>
+          <w:lang w:val="en-US"/>
+        </w:rPr>
+      </w:pPr>
+      <w:r>
+        <w:rPr>
+          <w:lang w:val="en-US"/>
+        </w:rPr>
+        <w:t xml:space="preserve">  </w:t>
+      </w:r>
+      <w:r>
+        <w:rPr>
+          <w:b/>
+          <w:bCs/>
+          <w:lang w:val="en-US"/>
+        </w:rPr>
+        <w:t>Accuracy</w:t>
+      </w:r>
+      <w:r>
+        <w:rPr>
+          <w:lang w:val="en-US"/>
+        </w:rPr>
+        <w:t xml:space="preserve"> — "how often are we right overall?" (weak when classes are imbalanced) </w:t>
+      </w:r>
+    </w:p>
+    <w:p>
+      <w:pPr>
+        <w:spacing w:after="0"/>
+        <w:jc w:val="both"/>
+        <w:rPr>
+          <w:lang w:val="en-US"/>
+        </w:rPr>
+      </w:pPr>
+      <w:r>
+        <w:rPr>
+          <w:lang w:val="en-US"/>
+        </w:rPr>
+        <w:t xml:space="preserve">  </w:t>
+      </w:r>
+      <w:r>
+        <w:rPr>
+          <w:b/>
+          <w:bCs/>
+          <w:lang w:val="en-US"/>
+        </w:rPr>
+        <w:t>Precision</w:t>
+      </w:r>
+      <w:r>
+        <w:rPr>
+          <w:lang w:val="en-US"/>
+        </w:rPr>
+        <w:t xml:space="preserve"> — "when we shout </w:t>
+      </w:r>
+      <w:r>
+        <w:rPr>
+          <w:i/>
+          <w:iCs/>
+          <w:lang w:val="en-US"/>
+        </w:rPr>
+        <w:t>positive</w:t>
+      </w:r>
+      <w:r>
+        <w:rPr>
+          <w:lang w:val="en-US"/>
+        </w:rPr>
+        <w:t xml:space="preserve">, how often are we right?" </w:t>
+      </w:r>
+    </w:p>
+    <w:p>
+      <w:pPr>
+        <w:spacing w:after="0"/>
+        <w:jc w:val="both"/>
+        <w:rPr>
+          <w:lang w:val="en-US"/>
+        </w:rPr>
+      </w:pPr>
+      <w:r>
+        <w:rPr>
+          <w:lang w:val="en-US"/>
+        </w:rPr>
+        <w:t xml:space="preserve">  </w:t>
+      </w:r>
+      <w:r>
+        <w:rPr>
+          <w:b/>
+          <w:bCs/>
+          <w:lang w:val="en-US"/>
+        </w:rPr>
+        <w:t>Recall</w:t>
+      </w:r>
+      <w:r>
+        <w:rPr>
+          <w:lang w:val="en-US"/>
+        </w:rPr>
+        <w:t xml:space="preserve"> — "of all the real positives, how many did we catch?" </w:t>
+      </w:r>
+    </w:p>
+    <w:p>
+      <w:pPr>
+        <w:spacing w:after="0"/>
+        <w:jc w:val="both"/>
+        <w:rPr>
+          <w:lang w:val="en-US"/>
+        </w:rPr>
+      </w:pPr>
+      <w:r>
+        <w:rPr>
+          <w:lang w:val="en-US"/>
+        </w:rPr>
+        <w:t xml:space="preserve">  </w:t>
+      </w:r>
+      <w:r>
+        <w:rPr>
+          <w:b/>
+          <w:bCs/>
+          <w:lang w:val="en-US"/>
+        </w:rPr>
+        <w:t>F1</w:t>
+      </w:r>
+      <w:r>
+        <w:rPr>
+          <w:lang w:val="en-US"/>
+        </w:rPr>
+        <w:t xml:space="preserve"> — "one number balancing precision and recall — high only when </w:t>
+      </w:r>
+      <w:r>
+        <w:rPr>
+          <w:i/>
+          <w:iCs/>
+          <w:lang w:val="en-US"/>
+        </w:rPr>
+        <w:t>both</w:t>
+      </w:r>
+      <w:r>
+        <w:rPr>
+          <w:lang w:val="en-US"/>
+        </w:rPr>
+        <w:t xml:space="preserve"> are high."</w:t>
+      </w:r>
     </w:p>
     <w:sectPr>
       <w:pgSz w:w="11906" w:h="16838" w:code="9"/>
@@ -1324,7 +1584,6 @@
   <w:style w:type="character" w:default="1" w:styleId="DefaultParagraphFont">
     <w:name w:val="Default Paragraph Font"/>
     <w:uiPriority w:val="1"/>
-    <w:semiHidden/>
     <w:unhideWhenUsed/>
   </w:style>
   <w:style w:type="table" w:default="1" w:styleId="TableNormal">

--- a/courses/03-introduction-to-machine-learning/14-model-evaluation-strategies/Case study task.docx
+++ b/courses/03-introduction-to-machine-learning/14-model-evaluation-strategies/Case study task.docx
@@ -963,6 +963,57 @@
         </w:rPr>
         <w:t xml:space="preserve"> are high."</w:t>
       </w:r>
+    </w:p>
+    <w:p>
+      <w:pPr>
+        <w:spacing w:after="0"/>
+        <w:jc w:val="both"/>
+        <w:rPr>
+          <w:lang w:val="en-US"/>
+        </w:rPr>
+      </w:pPr>
+    </w:p>
+    <w:p>
+      <w:pPr>
+        <w:spacing w:after="0"/>
+        <w:jc w:val="both"/>
+        <w:rPr>
+          <w:lang w:val="en-US"/>
+        </w:rPr>
+      </w:pPr>
+    </w:p>
+    <w:p>
+      <w:pPr>
+        <w:spacing w:after="0"/>
+        <w:jc w:val="both"/>
+        <w:rPr>
+          <w:lang w:val="en-US"/>
+        </w:rPr>
+      </w:pPr>
+      <w:r>
+        <w:rPr>
+          <w:lang w:val="en-US"/>
+        </w:rPr>
+        <w:t>Regression:</w:t>
+      </w:r>
+    </w:p>
+    <w:p>
+      <w:pPr>
+        <w:spacing w:after="0"/>
+        <w:jc w:val="both"/>
+        <w:rPr>
+          <w:lang w:val="en-US"/>
+        </w:rPr>
+      </w:pPr>
+    </w:p>
+    <w:p>
+      <w:pPr>
+        <w:spacing w:after="0"/>
+        <w:jc w:val="both"/>
+        <w:rPr>
+          <w:lang w:val="en-US"/>
+        </w:rPr>
+      </w:pPr>
     </w:p>
     <w:sectPr>
       <w:pgSz w:w="11906" w:h="16838" w:code="9"/>

--- a/courses/03-introduction-to-machine-learning/14-model-evaluation-strategies/Case study task.docx
+++ b/courses/03-introduction-to-machine-learning/14-model-evaluation-strategies/Case study task.docx
@@ -996,6 +996,1303 @@
         </w:rPr>
         <w:t>Regression:</w:t>
       </w:r>
+    </w:p>
+    <w:p>
+      <w:pPr>
+        <w:spacing w:after="0"/>
+        <w:jc w:val="both"/>
+        <w:rPr>
+          <w:lang w:val="en-US"/>
+        </w:rPr>
+      </w:pPr>
+    </w:p>
+    <w:p>
+      <w:pPr>
+        <w:spacing w:after="0"/>
+        <w:jc w:val="both"/>
+        <w:rPr>
+          <w:lang w:val="en-US"/>
+        </w:rPr>
+      </w:pPr>
+      <w:r>
+        <w:rPr>
+          <w:lang w:val="en-US"/>
+        </w:rPr>
+        <w:t xml:space="preserve">import </w:t>
+      </w:r>
+      <w:proofErr w:type="spellStart"/>
+      <w:r>
+        <w:rPr>
+          <w:lang w:val="en-US"/>
+        </w:rPr>
+        <w:t>numpy</w:t>
+      </w:r>
+      <w:proofErr w:type="spellEnd"/>
+      <w:r>
+        <w:rPr>
+          <w:lang w:val="en-US"/>
+        </w:rPr>
+        <w:t xml:space="preserve"> as np</w:t>
+      </w:r>
+    </w:p>
+    <w:p>
+      <w:pPr>
+        <w:spacing w:after="0"/>
+        <w:jc w:val="both"/>
+        <w:rPr>
+          <w:lang w:val="en-US"/>
+        </w:rPr>
+      </w:pPr>
+    </w:p>
+    <w:p>
+      <w:pPr>
+        <w:spacing w:after="0"/>
+        <w:jc w:val="both"/>
+        <w:rPr>
+          <w:lang w:val="en-US"/>
+        </w:rPr>
+      </w:pPr>
+      <w:r>
+        <w:rPr>
+          <w:lang w:val="en-US"/>
+        </w:rPr>
+        <w:t xml:space="preserve">def </w:t>
+      </w:r>
+      <w:proofErr w:type="spellStart"/>
+      <w:proofErr w:type="gramStart"/>
+      <w:r>
+        <w:rPr>
+          <w:lang w:val="en-US"/>
+        </w:rPr>
+        <w:t>mse</w:t>
+      </w:r>
+      <w:proofErr w:type="spellEnd"/>
+      <w:r>
+        <w:rPr>
+          <w:lang w:val="en-US"/>
+        </w:rPr>
+        <w:t>(</w:t>
+      </w:r>
+      <w:proofErr w:type="spellStart"/>
+      <w:proofErr w:type="gramEnd"/>
+      <w:r>
+        <w:rPr>
+          <w:lang w:val="en-US"/>
+        </w:rPr>
+        <w:t>y_true</w:t>
+      </w:r>
+      <w:proofErr w:type="spellEnd"/>
+      <w:r>
+        <w:rPr>
+          <w:lang w:val="en-US"/>
+        </w:rPr>
+        <w:t xml:space="preserve">, </w:t>
+      </w:r>
+      <w:proofErr w:type="spellStart"/>
+      <w:r>
+        <w:rPr>
+          <w:lang w:val="en-US"/>
+        </w:rPr>
+        <w:t>y_pred</w:t>
+      </w:r>
+      <w:proofErr w:type="spellEnd"/>
+      <w:r>
+        <w:rPr>
+          <w:lang w:val="en-US"/>
+        </w:rPr>
+        <w:t>):</w:t>
+      </w:r>
+    </w:p>
+    <w:p>
+      <w:pPr>
+        <w:spacing w:after="0"/>
+        <w:jc w:val="both"/>
+        <w:rPr>
+          <w:lang w:val="en-US"/>
+        </w:rPr>
+      </w:pPr>
+      <w:r>
+        <w:rPr>
+          <w:lang w:val="en-US"/>
+        </w:rPr>
+        <w:t xml:space="preserve">    </w:t>
+      </w:r>
+      <w:proofErr w:type="spellStart"/>
+      <w:r>
+        <w:rPr>
+          <w:lang w:val="en-US"/>
+        </w:rPr>
+        <w:t>y_true</w:t>
+      </w:r>
+      <w:proofErr w:type="spellEnd"/>
+      <w:r>
+        <w:rPr>
+          <w:lang w:val="en-US"/>
+        </w:rPr>
+        <w:t xml:space="preserve">, </w:t>
+      </w:r>
+      <w:proofErr w:type="spellStart"/>
+      <w:r>
+        <w:rPr>
+          <w:lang w:val="en-US"/>
+        </w:rPr>
+        <w:t>y_pred</w:t>
+      </w:r>
+      <w:proofErr w:type="spellEnd"/>
+      <w:r>
+        <w:rPr>
+          <w:lang w:val="en-US"/>
+        </w:rPr>
+        <w:t xml:space="preserve"> = </w:t>
+      </w:r>
+      <w:proofErr w:type="spellStart"/>
+      <w:proofErr w:type="gramStart"/>
+      <w:r>
+        <w:rPr>
+          <w:lang w:val="en-US"/>
+        </w:rPr>
+        <w:t>np.array</w:t>
+      </w:r>
+      <w:proofErr w:type="spellEnd"/>
+      <w:proofErr w:type="gramEnd"/>
+      <w:r>
+        <w:rPr>
+          <w:lang w:val="en-US"/>
+        </w:rPr>
+        <w:t>(</w:t>
+      </w:r>
+      <w:proofErr w:type="spellStart"/>
+      <w:r>
+        <w:rPr>
+          <w:lang w:val="en-US"/>
+        </w:rPr>
+        <w:t>y_true</w:t>
+      </w:r>
+      <w:proofErr w:type="spellEnd"/>
+      <w:r>
+        <w:rPr>
+          <w:lang w:val="en-US"/>
+        </w:rPr>
+        <w:t xml:space="preserve">, float), </w:t>
+      </w:r>
+      <w:proofErr w:type="spellStart"/>
+      <w:proofErr w:type="gramStart"/>
+      <w:r>
+        <w:rPr>
+          <w:lang w:val="en-US"/>
+        </w:rPr>
+        <w:t>np.array</w:t>
+      </w:r>
+      <w:proofErr w:type="spellEnd"/>
+      <w:proofErr w:type="gramEnd"/>
+      <w:r>
+        <w:rPr>
+          <w:lang w:val="en-US"/>
+        </w:rPr>
+        <w:t>(</w:t>
+      </w:r>
+      <w:proofErr w:type="spellStart"/>
+      <w:r>
+        <w:rPr>
+          <w:lang w:val="en-US"/>
+        </w:rPr>
+        <w:t>y_pred</w:t>
+      </w:r>
+      <w:proofErr w:type="spellEnd"/>
+      <w:r>
+        <w:rPr>
+          <w:lang w:val="en-US"/>
+        </w:rPr>
+        <w:t>, float)</w:t>
+      </w:r>
+    </w:p>
+    <w:p>
+      <w:pPr>
+        <w:spacing w:after="0"/>
+        <w:jc w:val="both"/>
+        <w:rPr>
+          <w:lang w:val="en-US"/>
+        </w:rPr>
+      </w:pPr>
+      <w:r>
+        <w:rPr>
+          <w:lang w:val="en-US"/>
+        </w:rPr>
+        <w:t xml:space="preserve">    return </w:t>
+      </w:r>
+      <w:proofErr w:type="spellStart"/>
+      <w:proofErr w:type="gramStart"/>
+      <w:r>
+        <w:rPr>
+          <w:lang w:val="en-US"/>
+        </w:rPr>
+        <w:t>np.mean</w:t>
+      </w:r>
+      <w:proofErr w:type="spellEnd"/>
+      <w:proofErr w:type="gramEnd"/>
+      <w:r>
+        <w:rPr>
+          <w:lang w:val="en-US"/>
+        </w:rPr>
+        <w:t>((</w:t>
+      </w:r>
+      <w:proofErr w:type="spellStart"/>
+      <w:r>
+        <w:rPr>
+          <w:lang w:val="en-US"/>
+        </w:rPr>
+        <w:t>y_true</w:t>
+      </w:r>
+      <w:proofErr w:type="spellEnd"/>
+      <w:r>
+        <w:rPr>
+          <w:lang w:val="en-US"/>
+        </w:rPr>
+        <w:t xml:space="preserve"> - </w:t>
+      </w:r>
+      <w:proofErr w:type="spellStart"/>
+      <w:r>
+        <w:rPr>
+          <w:lang w:val="en-US"/>
+        </w:rPr>
+        <w:t>y_pred</w:t>
+      </w:r>
+      <w:proofErr w:type="spellEnd"/>
+      <w:r>
+        <w:rPr>
+          <w:lang w:val="en-US"/>
+        </w:rPr>
+        <w:t>) ** 2)</w:t>
+      </w:r>
+    </w:p>
+    <w:p>
+      <w:pPr>
+        <w:spacing w:after="0"/>
+        <w:jc w:val="both"/>
+        <w:rPr>
+          <w:lang w:val="en-US"/>
+        </w:rPr>
+      </w:pPr>
+    </w:p>
+    <w:p>
+      <w:pPr>
+        <w:spacing w:after="0"/>
+        <w:jc w:val="both"/>
+        <w:rPr>
+          <w:lang w:val="en-US"/>
+        </w:rPr>
+      </w:pPr>
+      <w:r>
+        <w:rPr>
+          <w:lang w:val="en-US"/>
+        </w:rPr>
+        <w:t xml:space="preserve">def </w:t>
+      </w:r>
+      <w:proofErr w:type="spellStart"/>
+      <w:proofErr w:type="gramStart"/>
+      <w:r>
+        <w:rPr>
+          <w:lang w:val="en-US"/>
+        </w:rPr>
+        <w:t>rmse</w:t>
+      </w:r>
+      <w:proofErr w:type="spellEnd"/>
+      <w:r>
+        <w:rPr>
+          <w:lang w:val="en-US"/>
+        </w:rPr>
+        <w:t>(</w:t>
+      </w:r>
+      <w:proofErr w:type="spellStart"/>
+      <w:proofErr w:type="gramEnd"/>
+      <w:r>
+        <w:rPr>
+          <w:lang w:val="en-US"/>
+        </w:rPr>
+        <w:t>y_true</w:t>
+      </w:r>
+      <w:proofErr w:type="spellEnd"/>
+      <w:r>
+        <w:rPr>
+          <w:lang w:val="en-US"/>
+        </w:rPr>
+        <w:t xml:space="preserve">, </w:t>
+      </w:r>
+      <w:proofErr w:type="spellStart"/>
+      <w:r>
+        <w:rPr>
+          <w:lang w:val="en-US"/>
+        </w:rPr>
+        <w:t>y_pred</w:t>
+      </w:r>
+      <w:proofErr w:type="spellEnd"/>
+      <w:r>
+        <w:rPr>
+          <w:lang w:val="en-US"/>
+        </w:rPr>
+        <w:t>):</w:t>
+      </w:r>
+    </w:p>
+    <w:p>
+      <w:pPr>
+        <w:spacing w:after="0"/>
+        <w:jc w:val="both"/>
+        <w:rPr>
+          <w:lang w:val="en-US"/>
+        </w:rPr>
+      </w:pPr>
+      <w:r>
+        <w:rPr>
+          <w:lang w:val="en-US"/>
+        </w:rPr>
+        <w:t xml:space="preserve">    return </w:t>
+      </w:r>
+      <w:proofErr w:type="spellStart"/>
+      <w:proofErr w:type="gramStart"/>
+      <w:r>
+        <w:rPr>
+          <w:lang w:val="en-US"/>
+        </w:rPr>
+        <w:t>np.sqrt</w:t>
+      </w:r>
+      <w:proofErr w:type="spellEnd"/>
+      <w:proofErr w:type="gramEnd"/>
+      <w:r>
+        <w:rPr>
+          <w:lang w:val="en-US"/>
+        </w:rPr>
+        <w:t>(</w:t>
+      </w:r>
+      <w:proofErr w:type="spellStart"/>
+      <w:proofErr w:type="gramStart"/>
+      <w:r>
+        <w:rPr>
+          <w:lang w:val="en-US"/>
+        </w:rPr>
+        <w:t>mse</w:t>
+      </w:r>
+      <w:proofErr w:type="spellEnd"/>
+      <w:r>
+        <w:rPr>
+          <w:lang w:val="en-US"/>
+        </w:rPr>
+        <w:t>(</w:t>
+      </w:r>
+      <w:proofErr w:type="spellStart"/>
+      <w:proofErr w:type="gramEnd"/>
+      <w:r>
+        <w:rPr>
+          <w:lang w:val="en-US"/>
+        </w:rPr>
+        <w:t>y_true</w:t>
+      </w:r>
+      <w:proofErr w:type="spellEnd"/>
+      <w:r>
+        <w:rPr>
+          <w:lang w:val="en-US"/>
+        </w:rPr>
+        <w:t xml:space="preserve">, </w:t>
+      </w:r>
+      <w:proofErr w:type="spellStart"/>
+      <w:r>
+        <w:rPr>
+          <w:lang w:val="en-US"/>
+        </w:rPr>
+        <w:t>y_pred</w:t>
+      </w:r>
+      <w:proofErr w:type="spellEnd"/>
+      <w:r>
+        <w:rPr>
+          <w:lang w:val="en-US"/>
+        </w:rPr>
+        <w:t>))</w:t>
+      </w:r>
+    </w:p>
+    <w:p>
+      <w:pPr>
+        <w:spacing w:after="0"/>
+        <w:jc w:val="both"/>
+        <w:rPr>
+          <w:lang w:val="en-US"/>
+        </w:rPr>
+      </w:pPr>
+    </w:p>
+    <w:p>
+      <w:pPr>
+        <w:spacing w:after="0"/>
+        <w:jc w:val="both"/>
+        <w:rPr>
+          <w:lang w:val="en-US"/>
+        </w:rPr>
+      </w:pPr>
+      <w:r>
+        <w:rPr>
+          <w:lang w:val="en-US"/>
+        </w:rPr>
+        <w:t xml:space="preserve">def </w:t>
+      </w:r>
+      <w:proofErr w:type="spellStart"/>
+      <w:proofErr w:type="gramStart"/>
+      <w:r>
+        <w:rPr>
+          <w:lang w:val="en-US"/>
+        </w:rPr>
+        <w:t>mae</w:t>
+      </w:r>
+      <w:proofErr w:type="spellEnd"/>
+      <w:r>
+        <w:rPr>
+          <w:lang w:val="en-US"/>
+        </w:rPr>
+        <w:t>(</w:t>
+      </w:r>
+      <w:proofErr w:type="spellStart"/>
+      <w:proofErr w:type="gramEnd"/>
+      <w:r>
+        <w:rPr>
+          <w:lang w:val="en-US"/>
+        </w:rPr>
+        <w:t>y_true</w:t>
+      </w:r>
+      <w:proofErr w:type="spellEnd"/>
+      <w:r>
+        <w:rPr>
+          <w:lang w:val="en-US"/>
+        </w:rPr>
+        <w:t xml:space="preserve">, </w:t>
+      </w:r>
+      <w:proofErr w:type="spellStart"/>
+      <w:r>
+        <w:rPr>
+          <w:lang w:val="en-US"/>
+        </w:rPr>
+        <w:t>y_pred</w:t>
+      </w:r>
+      <w:proofErr w:type="spellEnd"/>
+      <w:r>
+        <w:rPr>
+          <w:lang w:val="en-US"/>
+        </w:rPr>
+        <w:t>):</w:t>
+      </w:r>
+    </w:p>
+    <w:p>
+      <w:pPr>
+        <w:spacing w:after="0"/>
+        <w:jc w:val="both"/>
+        <w:rPr>
+          <w:lang w:val="en-US"/>
+        </w:rPr>
+      </w:pPr>
+      <w:r>
+        <w:rPr>
+          <w:lang w:val="en-US"/>
+        </w:rPr>
+        <w:t xml:space="preserve">    </w:t>
+      </w:r>
+      <w:proofErr w:type="spellStart"/>
+      <w:r>
+        <w:rPr>
+          <w:lang w:val="en-US"/>
+        </w:rPr>
+        <w:t>y_true</w:t>
+      </w:r>
+      <w:proofErr w:type="spellEnd"/>
+      <w:r>
+        <w:rPr>
+          <w:lang w:val="en-US"/>
+        </w:rPr>
+        <w:t xml:space="preserve">, </w:t>
+      </w:r>
+      <w:proofErr w:type="spellStart"/>
+      <w:r>
+        <w:rPr>
+          <w:lang w:val="en-US"/>
+        </w:rPr>
+        <w:t>y_pred</w:t>
+      </w:r>
+      <w:proofErr w:type="spellEnd"/>
+      <w:r>
+        <w:rPr>
+          <w:lang w:val="en-US"/>
+        </w:rPr>
+        <w:t xml:space="preserve"> = </w:t>
+      </w:r>
+      <w:proofErr w:type="spellStart"/>
+      <w:proofErr w:type="gramStart"/>
+      <w:r>
+        <w:rPr>
+          <w:lang w:val="en-US"/>
+        </w:rPr>
+        <w:t>np.array</w:t>
+      </w:r>
+      <w:proofErr w:type="spellEnd"/>
+      <w:proofErr w:type="gramEnd"/>
+      <w:r>
+        <w:rPr>
+          <w:lang w:val="en-US"/>
+        </w:rPr>
+        <w:t>(</w:t>
+      </w:r>
+      <w:proofErr w:type="spellStart"/>
+      <w:r>
+        <w:rPr>
+          <w:lang w:val="en-US"/>
+        </w:rPr>
+        <w:t>y_true</w:t>
+      </w:r>
+      <w:proofErr w:type="spellEnd"/>
+      <w:r>
+        <w:rPr>
+          <w:lang w:val="en-US"/>
+        </w:rPr>
+        <w:t xml:space="preserve">, float), </w:t>
+      </w:r>
+      <w:proofErr w:type="spellStart"/>
+      <w:proofErr w:type="gramStart"/>
+      <w:r>
+        <w:rPr>
+          <w:lang w:val="en-US"/>
+        </w:rPr>
+        <w:t>np.array</w:t>
+      </w:r>
+      <w:proofErr w:type="spellEnd"/>
+      <w:proofErr w:type="gramEnd"/>
+      <w:r>
+        <w:rPr>
+          <w:lang w:val="en-US"/>
+        </w:rPr>
+        <w:t>(</w:t>
+      </w:r>
+      <w:proofErr w:type="spellStart"/>
+      <w:r>
+        <w:rPr>
+          <w:lang w:val="en-US"/>
+        </w:rPr>
+        <w:t>y_pred</w:t>
+      </w:r>
+      <w:proofErr w:type="spellEnd"/>
+      <w:r>
+        <w:rPr>
+          <w:lang w:val="en-US"/>
+        </w:rPr>
+        <w:t>, float)</w:t>
+      </w:r>
+    </w:p>
+    <w:p>
+      <w:pPr>
+        <w:spacing w:after="0"/>
+        <w:jc w:val="both"/>
+        <w:rPr>
+          <w:lang w:val="en-US"/>
+        </w:rPr>
+      </w:pPr>
+      <w:r>
+        <w:rPr>
+          <w:lang w:val="en-US"/>
+        </w:rPr>
+        <w:t xml:space="preserve">    return </w:t>
+      </w:r>
+      <w:proofErr w:type="spellStart"/>
+      <w:proofErr w:type="gramStart"/>
+      <w:r>
+        <w:rPr>
+          <w:lang w:val="en-US"/>
+        </w:rPr>
+        <w:t>np.mean</w:t>
+      </w:r>
+      <w:proofErr w:type="spellEnd"/>
+      <w:proofErr w:type="gramEnd"/>
+      <w:r>
+        <w:rPr>
+          <w:lang w:val="en-US"/>
+        </w:rPr>
+        <w:t>(</w:t>
+      </w:r>
+      <w:proofErr w:type="spellStart"/>
+      <w:proofErr w:type="gramStart"/>
+      <w:r>
+        <w:rPr>
+          <w:lang w:val="en-US"/>
+        </w:rPr>
+        <w:t>np.abs</w:t>
+      </w:r>
+      <w:proofErr w:type="spellEnd"/>
+      <w:r>
+        <w:rPr>
+          <w:lang w:val="en-US"/>
+        </w:rPr>
+        <w:t>(</w:t>
+      </w:r>
+      <w:proofErr w:type="spellStart"/>
+      <w:proofErr w:type="gramEnd"/>
+      <w:r>
+        <w:rPr>
+          <w:lang w:val="en-US"/>
+        </w:rPr>
+        <w:t>y_true</w:t>
+      </w:r>
+      <w:proofErr w:type="spellEnd"/>
+      <w:r>
+        <w:rPr>
+          <w:lang w:val="en-US"/>
+        </w:rPr>
+        <w:t xml:space="preserve"> - </w:t>
+      </w:r>
+      <w:proofErr w:type="spellStart"/>
+      <w:r>
+        <w:rPr>
+          <w:lang w:val="en-US"/>
+        </w:rPr>
+        <w:t>y_pred</w:t>
+      </w:r>
+      <w:proofErr w:type="spellEnd"/>
+      <w:r>
+        <w:rPr>
+          <w:lang w:val="en-US"/>
+        </w:rPr>
+        <w:t>))</w:t>
+      </w:r>
+    </w:p>
+    <w:p>
+      <w:pPr>
+        <w:spacing w:after="0"/>
+        <w:jc w:val="both"/>
+        <w:rPr>
+          <w:lang w:val="en-US"/>
+        </w:rPr>
+      </w:pPr>
+    </w:p>
+    <w:p>
+      <w:pPr>
+        <w:spacing w:after="0"/>
+        <w:jc w:val="both"/>
+        <w:rPr>
+          <w:lang w:val="en-US"/>
+        </w:rPr>
+      </w:pPr>
+      <w:r>
+        <w:rPr>
+          <w:lang w:val="en-US"/>
+        </w:rPr>
+        <w:t xml:space="preserve">def </w:t>
+      </w:r>
+      <w:proofErr w:type="spellStart"/>
+      <w:proofErr w:type="gramStart"/>
+      <w:r>
+        <w:rPr>
+          <w:lang w:val="en-US"/>
+        </w:rPr>
+        <w:t>mape</w:t>
+      </w:r>
+      <w:proofErr w:type="spellEnd"/>
+      <w:r>
+        <w:rPr>
+          <w:lang w:val="en-US"/>
+        </w:rPr>
+        <w:t>(</w:t>
+      </w:r>
+      <w:proofErr w:type="spellStart"/>
+      <w:proofErr w:type="gramEnd"/>
+      <w:r>
+        <w:rPr>
+          <w:lang w:val="en-US"/>
+        </w:rPr>
+        <w:t>y_true</w:t>
+      </w:r>
+      <w:proofErr w:type="spellEnd"/>
+      <w:r>
+        <w:rPr>
+          <w:lang w:val="en-US"/>
+        </w:rPr>
+        <w:t xml:space="preserve">, </w:t>
+      </w:r>
+      <w:proofErr w:type="spellStart"/>
+      <w:r>
+        <w:rPr>
+          <w:lang w:val="en-US"/>
+        </w:rPr>
+        <w:t>y_pred</w:t>
+      </w:r>
+      <w:proofErr w:type="spellEnd"/>
+      <w:r>
+        <w:rPr>
+          <w:lang w:val="en-US"/>
+        </w:rPr>
+        <w:t>):</w:t>
+      </w:r>
+    </w:p>
+    <w:p>
+      <w:pPr>
+        <w:spacing w:after="0"/>
+        <w:jc w:val="both"/>
+        <w:rPr>
+          <w:lang w:val="en-US"/>
+        </w:rPr>
+      </w:pPr>
+      <w:r>
+        <w:rPr>
+          <w:lang w:val="en-US"/>
+        </w:rPr>
+        <w:t xml:space="preserve">    </w:t>
+      </w:r>
+      <w:proofErr w:type="spellStart"/>
+      <w:r>
+        <w:rPr>
+          <w:lang w:val="en-US"/>
+        </w:rPr>
+        <w:t>y_true</w:t>
+      </w:r>
+      <w:proofErr w:type="spellEnd"/>
+      <w:r>
+        <w:rPr>
+          <w:lang w:val="en-US"/>
+        </w:rPr>
+        <w:t xml:space="preserve">, </w:t>
+      </w:r>
+      <w:proofErr w:type="spellStart"/>
+      <w:r>
+        <w:rPr>
+          <w:lang w:val="en-US"/>
+        </w:rPr>
+        <w:t>y_pred</w:t>
+      </w:r>
+      <w:proofErr w:type="spellEnd"/>
+      <w:r>
+        <w:rPr>
+          <w:lang w:val="en-US"/>
+        </w:rPr>
+        <w:t xml:space="preserve"> = </w:t>
+      </w:r>
+      <w:proofErr w:type="spellStart"/>
+      <w:proofErr w:type="gramStart"/>
+      <w:r>
+        <w:rPr>
+          <w:lang w:val="en-US"/>
+        </w:rPr>
+        <w:t>np.array</w:t>
+      </w:r>
+      <w:proofErr w:type="spellEnd"/>
+      <w:proofErr w:type="gramEnd"/>
+      <w:r>
+        <w:rPr>
+          <w:lang w:val="en-US"/>
+        </w:rPr>
+        <w:t>(</w:t>
+      </w:r>
+      <w:proofErr w:type="spellStart"/>
+      <w:r>
+        <w:rPr>
+          <w:lang w:val="en-US"/>
+        </w:rPr>
+        <w:t>y_true</w:t>
+      </w:r>
+      <w:proofErr w:type="spellEnd"/>
+      <w:r>
+        <w:rPr>
+          <w:lang w:val="en-US"/>
+        </w:rPr>
+        <w:t xml:space="preserve">, float), </w:t>
+      </w:r>
+      <w:proofErr w:type="spellStart"/>
+      <w:proofErr w:type="gramStart"/>
+      <w:r>
+        <w:rPr>
+          <w:lang w:val="en-US"/>
+        </w:rPr>
+        <w:t>np.array</w:t>
+      </w:r>
+      <w:proofErr w:type="spellEnd"/>
+      <w:proofErr w:type="gramEnd"/>
+      <w:r>
+        <w:rPr>
+          <w:lang w:val="en-US"/>
+        </w:rPr>
+        <w:t>(</w:t>
+      </w:r>
+      <w:proofErr w:type="spellStart"/>
+      <w:r>
+        <w:rPr>
+          <w:lang w:val="en-US"/>
+        </w:rPr>
+        <w:t>y_pred</w:t>
+      </w:r>
+      <w:proofErr w:type="spellEnd"/>
+      <w:r>
+        <w:rPr>
+          <w:lang w:val="en-US"/>
+        </w:rPr>
+        <w:t>, float)</w:t>
+      </w:r>
+    </w:p>
+    <w:p>
+      <w:pPr>
+        <w:spacing w:after="0"/>
+        <w:jc w:val="both"/>
+        <w:rPr>
+          <w:lang w:val="en-US"/>
+        </w:rPr>
+      </w:pPr>
+      <w:r>
+        <w:rPr>
+          <w:lang w:val="en-US"/>
+        </w:rPr>
+        <w:t xml:space="preserve">    return </w:t>
+      </w:r>
+      <w:proofErr w:type="spellStart"/>
+      <w:proofErr w:type="gramStart"/>
+      <w:r>
+        <w:rPr>
+          <w:lang w:val="en-US"/>
+        </w:rPr>
+        <w:t>np.mean</w:t>
+      </w:r>
+      <w:proofErr w:type="spellEnd"/>
+      <w:proofErr w:type="gramEnd"/>
+      <w:r>
+        <w:rPr>
+          <w:lang w:val="en-US"/>
+        </w:rPr>
+        <w:t>(</w:t>
+      </w:r>
+      <w:proofErr w:type="spellStart"/>
+      <w:proofErr w:type="gramStart"/>
+      <w:r>
+        <w:rPr>
+          <w:lang w:val="en-US"/>
+        </w:rPr>
+        <w:t>np.abs</w:t>
+      </w:r>
+      <w:proofErr w:type="spellEnd"/>
+      <w:r>
+        <w:rPr>
+          <w:lang w:val="en-US"/>
+        </w:rPr>
+        <w:t>(</w:t>
+      </w:r>
+      <w:proofErr w:type="gramEnd"/>
+      <w:r>
+        <w:rPr>
+          <w:lang w:val="en-US"/>
+        </w:rPr>
+        <w:t>(</w:t>
+      </w:r>
+      <w:proofErr w:type="spellStart"/>
+      <w:r>
+        <w:rPr>
+          <w:lang w:val="en-US"/>
+        </w:rPr>
+        <w:t>y_true</w:t>
+      </w:r>
+      <w:proofErr w:type="spellEnd"/>
+      <w:r>
+        <w:rPr>
+          <w:lang w:val="en-US"/>
+        </w:rPr>
+        <w:t xml:space="preserve"> - </w:t>
+      </w:r>
+      <w:proofErr w:type="spellStart"/>
+      <w:r>
+        <w:rPr>
+          <w:lang w:val="en-US"/>
+        </w:rPr>
+        <w:t>y_pred</w:t>
+      </w:r>
+      <w:proofErr w:type="spellEnd"/>
+      <w:r>
+        <w:rPr>
+          <w:lang w:val="en-US"/>
+        </w:rPr>
+        <w:t xml:space="preserve">) / </w:t>
+      </w:r>
+      <w:proofErr w:type="spellStart"/>
+      <w:r>
+        <w:rPr>
+          <w:lang w:val="en-US"/>
+        </w:rPr>
+        <w:t>y_true</w:t>
+      </w:r>
+      <w:proofErr w:type="spellEnd"/>
+      <w:r>
+        <w:rPr>
+          <w:lang w:val="en-US"/>
+        </w:rPr>
+        <w:t>)) * 100</w:t>
+      </w:r>
+    </w:p>
+    <w:p>
+      <w:pPr>
+        <w:spacing w:after="0"/>
+        <w:jc w:val="both"/>
+        <w:rPr>
+          <w:lang w:val="en-US"/>
+        </w:rPr>
+      </w:pPr>
+    </w:p>
+    <w:p>
+      <w:pPr>
+        <w:spacing w:after="0"/>
+        <w:jc w:val="both"/>
+        <w:rPr>
+          <w:lang w:val="en-US"/>
+        </w:rPr>
+      </w:pPr>
+      <w:r>
+        <w:rPr>
+          <w:lang w:val="en-US"/>
+        </w:rPr>
+        <w:t>def r2_</w:t>
+      </w:r>
+      <w:proofErr w:type="gramStart"/>
+      <w:r>
+        <w:rPr>
+          <w:lang w:val="en-US"/>
+        </w:rPr>
+        <w:t>score(</w:t>
+      </w:r>
+      <w:proofErr w:type="spellStart"/>
+      <w:proofErr w:type="gramEnd"/>
+      <w:r>
+        <w:rPr>
+          <w:lang w:val="en-US"/>
+        </w:rPr>
+        <w:t>y_true</w:t>
+      </w:r>
+      <w:proofErr w:type="spellEnd"/>
+      <w:r>
+        <w:rPr>
+          <w:lang w:val="en-US"/>
+        </w:rPr>
+        <w:t xml:space="preserve">, </w:t>
+      </w:r>
+      <w:proofErr w:type="spellStart"/>
+      <w:r>
+        <w:rPr>
+          <w:lang w:val="en-US"/>
+        </w:rPr>
+        <w:t>y_pred</w:t>
+      </w:r>
+      <w:proofErr w:type="spellEnd"/>
+      <w:r>
+        <w:rPr>
+          <w:lang w:val="en-US"/>
+        </w:rPr>
+        <w:t>):</w:t>
+      </w:r>
+    </w:p>
+    <w:p>
+      <w:pPr>
+        <w:spacing w:after="0"/>
+        <w:jc w:val="both"/>
+        <w:rPr>
+          <w:lang w:val="en-US"/>
+        </w:rPr>
+      </w:pPr>
+      <w:r>
+        <w:rPr>
+          <w:lang w:val="en-US"/>
+        </w:rPr>
+        <w:t xml:space="preserve">    </w:t>
+      </w:r>
+      <w:proofErr w:type="spellStart"/>
+      <w:r>
+        <w:rPr>
+          <w:lang w:val="en-US"/>
+        </w:rPr>
+        <w:t>y_true</w:t>
+      </w:r>
+      <w:proofErr w:type="spellEnd"/>
+      <w:r>
+        <w:rPr>
+          <w:lang w:val="en-US"/>
+        </w:rPr>
+        <w:t xml:space="preserve">, </w:t>
+      </w:r>
+      <w:proofErr w:type="spellStart"/>
+      <w:r>
+        <w:rPr>
+          <w:lang w:val="en-US"/>
+        </w:rPr>
+        <w:t>y_pred</w:t>
+      </w:r>
+      <w:proofErr w:type="spellEnd"/>
+      <w:r>
+        <w:rPr>
+          <w:lang w:val="en-US"/>
+        </w:rPr>
+        <w:t xml:space="preserve"> = </w:t>
+      </w:r>
+      <w:proofErr w:type="spellStart"/>
+      <w:proofErr w:type="gramStart"/>
+      <w:r>
+        <w:rPr>
+          <w:lang w:val="en-US"/>
+        </w:rPr>
+        <w:t>np.array</w:t>
+      </w:r>
+      <w:proofErr w:type="spellEnd"/>
+      <w:proofErr w:type="gramEnd"/>
+      <w:r>
+        <w:rPr>
+          <w:lang w:val="en-US"/>
+        </w:rPr>
+        <w:t>(</w:t>
+      </w:r>
+      <w:proofErr w:type="spellStart"/>
+      <w:r>
+        <w:rPr>
+          <w:lang w:val="en-US"/>
+        </w:rPr>
+        <w:t>y_true</w:t>
+      </w:r>
+      <w:proofErr w:type="spellEnd"/>
+      <w:r>
+        <w:rPr>
+          <w:lang w:val="en-US"/>
+        </w:rPr>
+        <w:t xml:space="preserve">, float), </w:t>
+      </w:r>
+      <w:proofErr w:type="spellStart"/>
+      <w:proofErr w:type="gramStart"/>
+      <w:r>
+        <w:rPr>
+          <w:lang w:val="en-US"/>
+        </w:rPr>
+        <w:t>np.array</w:t>
+      </w:r>
+      <w:proofErr w:type="spellEnd"/>
+      <w:proofErr w:type="gramEnd"/>
+      <w:r>
+        <w:rPr>
+          <w:lang w:val="en-US"/>
+        </w:rPr>
+        <w:t>(</w:t>
+      </w:r>
+      <w:proofErr w:type="spellStart"/>
+      <w:r>
+        <w:rPr>
+          <w:lang w:val="en-US"/>
+        </w:rPr>
+        <w:t>y_pred</w:t>
+      </w:r>
+      <w:proofErr w:type="spellEnd"/>
+      <w:r>
+        <w:rPr>
+          <w:lang w:val="en-US"/>
+        </w:rPr>
+        <w:t>, float)</w:t>
+      </w:r>
+    </w:p>
+    <w:p>
+      <w:pPr>
+        <w:spacing w:after="0"/>
+        <w:jc w:val="both"/>
+        <w:rPr>
+          <w:lang w:val="en-US"/>
+        </w:rPr>
+      </w:pPr>
+      <w:r>
+        <w:rPr>
+          <w:lang w:val="en-US"/>
+        </w:rPr>
+        <w:t xml:space="preserve">    </w:t>
+      </w:r>
+      <w:proofErr w:type="spellStart"/>
+      <w:r>
+        <w:rPr>
+          <w:lang w:val="en-US"/>
+        </w:rPr>
+        <w:t>ss_res</w:t>
+      </w:r>
+      <w:proofErr w:type="spellEnd"/>
+      <w:r>
+        <w:rPr>
+          <w:lang w:val="en-US"/>
+        </w:rPr>
+        <w:t xml:space="preserve"> = </w:t>
+      </w:r>
+      <w:proofErr w:type="spellStart"/>
+      <w:proofErr w:type="gramStart"/>
+      <w:r>
+        <w:rPr>
+          <w:lang w:val="en-US"/>
+        </w:rPr>
+        <w:t>np.sum</w:t>
+      </w:r>
+      <w:proofErr w:type="spellEnd"/>
+      <w:r>
+        <w:rPr>
+          <w:lang w:val="en-US"/>
+        </w:rPr>
+        <w:t>(</w:t>
+      </w:r>
+      <w:proofErr w:type="gramEnd"/>
+      <w:r>
+        <w:rPr>
+          <w:lang w:val="en-US"/>
+        </w:rPr>
+        <w:t>(</w:t>
+      </w:r>
+      <w:proofErr w:type="spellStart"/>
+      <w:r>
+        <w:rPr>
+          <w:lang w:val="en-US"/>
+        </w:rPr>
+        <w:t>y_true</w:t>
+      </w:r>
+      <w:proofErr w:type="spellEnd"/>
+      <w:r>
+        <w:rPr>
+          <w:lang w:val="en-US"/>
+        </w:rPr>
+        <w:t xml:space="preserve"> - </w:t>
+      </w:r>
+      <w:proofErr w:type="spellStart"/>
+      <w:r>
+        <w:rPr>
+          <w:lang w:val="en-US"/>
+        </w:rPr>
+        <w:t>y_pred</w:t>
+      </w:r>
+      <w:proofErr w:type="spellEnd"/>
+      <w:r>
+        <w:rPr>
+          <w:lang w:val="en-US"/>
+        </w:rPr>
+        <w:t>) ** 2)</w:t>
+      </w:r>
+    </w:p>
+    <w:p>
+      <w:pPr>
+        <w:spacing w:after="0"/>
+        <w:jc w:val="both"/>
+        <w:rPr>
+          <w:lang w:val="en-US"/>
+        </w:rPr>
+      </w:pPr>
+      <w:r>
+        <w:rPr>
+          <w:lang w:val="en-US"/>
+        </w:rPr>
+        <w:t xml:space="preserve">    </w:t>
+      </w:r>
+      <w:proofErr w:type="spellStart"/>
+      <w:r>
+        <w:rPr>
+          <w:lang w:val="en-US"/>
+        </w:rPr>
+        <w:t>ss_tot</w:t>
+      </w:r>
+      <w:proofErr w:type="spellEnd"/>
+      <w:r>
+        <w:rPr>
+          <w:lang w:val="en-US"/>
+        </w:rPr>
+        <w:t xml:space="preserve"> = </w:t>
+      </w:r>
+      <w:proofErr w:type="spellStart"/>
+      <w:proofErr w:type="gramStart"/>
+      <w:r>
+        <w:rPr>
+          <w:lang w:val="en-US"/>
+        </w:rPr>
+        <w:t>np.sum</w:t>
+      </w:r>
+      <w:proofErr w:type="spellEnd"/>
+      <w:r>
+        <w:rPr>
+          <w:lang w:val="en-US"/>
+        </w:rPr>
+        <w:t>(</w:t>
+      </w:r>
+      <w:proofErr w:type="gramEnd"/>
+      <w:r>
+        <w:rPr>
+          <w:lang w:val="en-US"/>
+        </w:rPr>
+        <w:t>(</w:t>
+      </w:r>
+      <w:proofErr w:type="spellStart"/>
+      <w:r>
+        <w:rPr>
+          <w:lang w:val="en-US"/>
+        </w:rPr>
+        <w:t>y_true</w:t>
+      </w:r>
+      <w:proofErr w:type="spellEnd"/>
+      <w:r>
+        <w:rPr>
+          <w:lang w:val="en-US"/>
+        </w:rPr>
+        <w:t xml:space="preserve"> - </w:t>
+      </w:r>
+      <w:proofErr w:type="spellStart"/>
+      <w:proofErr w:type="gramStart"/>
+      <w:r>
+        <w:rPr>
+          <w:lang w:val="en-US"/>
+        </w:rPr>
+        <w:t>np.mean</w:t>
+      </w:r>
+      <w:proofErr w:type="spellEnd"/>
+      <w:proofErr w:type="gramEnd"/>
+      <w:r>
+        <w:rPr>
+          <w:lang w:val="en-US"/>
+        </w:rPr>
+        <w:t>(</w:t>
+      </w:r>
+      <w:proofErr w:type="spellStart"/>
+      <w:r>
+        <w:rPr>
+          <w:lang w:val="en-US"/>
+        </w:rPr>
+        <w:t>y_true</w:t>
+      </w:r>
+      <w:proofErr w:type="spellEnd"/>
+      <w:r>
+        <w:rPr>
+          <w:lang w:val="en-US"/>
+        </w:rPr>
+        <w:t>)) ** 2)</w:t>
+      </w:r>
+    </w:p>
+    <w:p>
+      <w:pPr>
+        <w:spacing w:after="0"/>
+        <w:jc w:val="both"/>
+        <w:rPr>
+          <w:lang w:val="en-US"/>
+        </w:rPr>
+      </w:pPr>
+      <w:r>
+        <w:rPr>
+          <w:lang w:val="en-US"/>
+        </w:rPr>
+        <w:t xml:space="preserve">    return 1 - </w:t>
+      </w:r>
+      <w:proofErr w:type="spellStart"/>
+      <w:r>
+        <w:rPr>
+          <w:lang w:val="en-US"/>
+        </w:rPr>
+        <w:t>ss_res</w:t>
+      </w:r>
+      <w:proofErr w:type="spellEnd"/>
+      <w:r>
+        <w:rPr>
+          <w:lang w:val="en-US"/>
+        </w:rPr>
+        <w:t xml:space="preserve"> / </w:t>
+      </w:r>
+      <w:proofErr w:type="spellStart"/>
+      <w:r>
+        <w:rPr>
+          <w:lang w:val="en-US"/>
+        </w:rPr>
+        <w:t>ss_tot</w:t>
+      </w:r>
+      <w:proofErr w:type="spellEnd"/>
     </w:p>
     <w:p>
       <w:pPr>

--- a/courses/03-introduction-to-machine-learning/14-model-evaluation-strategies/Case study task.docx
+++ b/courses/03-introduction-to-machine-learning/14-model-evaluation-strategies/Case study task.docx
@@ -2311,6 +2311,429 @@
           <w:lang w:val="en-US"/>
         </w:rPr>
       </w:pPr>
+      <w:proofErr w:type="spellStart"/>
+      <w:r>
+        <w:rPr>
+          <w:lang w:val="en-US"/>
+        </w:rPr>
+        <w:t>self check</w:t>
+      </w:r>
+      <w:proofErr w:type="spellEnd"/>
+    </w:p>
+    <w:p>
+      <w:pPr>
+        <w:spacing w:after="0"/>
+        <w:jc w:val="both"/>
+        <w:rPr>
+          <w:lang w:val="en-US"/>
+        </w:rPr>
+      </w:pPr>
+      <w:proofErr w:type="spellStart"/>
+      <w:r>
+        <w:rPr>
+          <w:lang w:val="en-US"/>
+        </w:rPr>
+        <w:t>yt</w:t>
+      </w:r>
+      <w:proofErr w:type="spellEnd"/>
+      <w:r>
+        <w:rPr>
+          <w:lang w:val="en-US"/>
+        </w:rPr>
+        <w:t xml:space="preserve"> = [100, 200, 300, 400]</w:t>
+      </w:r>
+    </w:p>
+    <w:p>
+      <w:pPr>
+        <w:spacing w:after="0"/>
+        <w:jc w:val="both"/>
+        <w:rPr>
+          <w:lang w:val="en-US"/>
+        </w:rPr>
+      </w:pPr>
+      <w:proofErr w:type="spellStart"/>
+      <w:r>
+        <w:rPr>
+          <w:lang w:val="en-US"/>
+        </w:rPr>
+        <w:t>yp</w:t>
+      </w:r>
+      <w:proofErr w:type="spellEnd"/>
+      <w:r>
+        <w:rPr>
+          <w:lang w:val="en-US"/>
+        </w:rPr>
+        <w:t xml:space="preserve"> = [110, 190, 320, 380]</w:t>
+      </w:r>
+    </w:p>
+    <w:p>
+      <w:pPr>
+        <w:spacing w:after="0"/>
+        <w:jc w:val="both"/>
+        <w:rPr>
+          <w:lang w:val="en-US"/>
+        </w:rPr>
+      </w:pPr>
+      <w:r>
+        <w:rPr>
+          <w:lang w:val="en-US"/>
+        </w:rPr>
+        <w:t xml:space="preserve"># </w:t>
+      </w:r>
+      <w:proofErr w:type="gramStart"/>
+      <w:r>
+        <w:rPr>
+          <w:lang w:val="en-US"/>
+        </w:rPr>
+        <w:t>MSE :</w:t>
+      </w:r>
+      <w:proofErr w:type="gramEnd"/>
+      <w:r>
+        <w:rPr>
+          <w:lang w:val="en-US"/>
+        </w:rPr>
+        <w:t xml:space="preserve"> 250.0</w:t>
+      </w:r>
+    </w:p>
+    <w:p>
+      <w:pPr>
+        <w:spacing w:after="0"/>
+        <w:jc w:val="both"/>
+        <w:rPr>
+          <w:lang w:val="en-US"/>
+        </w:rPr>
+      </w:pPr>
+      <w:r>
+        <w:rPr>
+          <w:lang w:val="en-US"/>
+        </w:rPr>
+        <w:t># RMSE: ~15.81</w:t>
+      </w:r>
+    </w:p>
+    <w:p>
+      <w:pPr>
+        <w:spacing w:after="0"/>
+        <w:jc w:val="both"/>
+        <w:rPr>
+          <w:lang w:val="en-US"/>
+        </w:rPr>
+      </w:pPr>
+      <w:r>
+        <w:rPr>
+          <w:lang w:val="en-US"/>
+        </w:rPr>
+        <w:t xml:space="preserve"># </w:t>
+      </w:r>
+      <w:proofErr w:type="gramStart"/>
+      <w:r>
+        <w:rPr>
+          <w:lang w:val="en-US"/>
+        </w:rPr>
+        <w:t>MAE :</w:t>
+      </w:r>
+      <w:proofErr w:type="gramEnd"/>
+      <w:r>
+        <w:rPr>
+          <w:lang w:val="en-US"/>
+        </w:rPr>
+        <w:t xml:space="preserve"> 15.0</w:t>
+      </w:r>
+    </w:p>
+    <w:p>
+      <w:pPr>
+        <w:spacing w:after="0"/>
+        <w:jc w:val="both"/>
+        <w:rPr>
+          <w:lang w:val="en-US"/>
+        </w:rPr>
+      </w:pPr>
+      <w:r>
+        <w:rPr>
+          <w:lang w:val="en-US"/>
+        </w:rPr>
+        <w:t># MAPE: ~6.67 %</w:t>
+      </w:r>
+    </w:p>
+    <w:p>
+      <w:pPr>
+        <w:spacing w:after="0"/>
+        <w:jc w:val="both"/>
+        <w:rPr>
+          <w:lang w:val="en-US"/>
+        </w:rPr>
+      </w:pPr>
+      <w:r>
+        <w:rPr>
+          <w:lang w:val="en-US"/>
+        </w:rPr>
+        <w:t># R</w:t>
+      </w:r>
+      <w:proofErr w:type="gramStart"/>
+      <w:r>
+        <w:rPr>
+          <w:lang w:val="en-US"/>
+        </w:rPr>
+        <w:t>2  :</w:t>
+      </w:r>
+      <w:proofErr w:type="gramEnd"/>
+      <w:r>
+        <w:rPr>
+          <w:lang w:val="en-US"/>
+        </w:rPr>
+        <w:t xml:space="preserve"> ~0.98</w:t>
+      </w:r>
+    </w:p>
+    <w:p>
+      <w:pPr>
+        <w:spacing w:after="0"/>
+        <w:jc w:val="both"/>
+        <w:rPr>
+          <w:lang w:val="en-US"/>
+        </w:rPr>
+      </w:pPr>
+    </w:p>
+    <w:p>
+      <w:pPr>
+        <w:spacing w:after="0"/>
+        <w:jc w:val="both"/>
+        <w:rPr>
+          <w:lang w:val="en-US"/>
+        </w:rPr>
+      </w:pPr>
+      <w:r>
+        <w:rPr>
+          <w:lang w:val="en-US"/>
+        </w:rPr>
+        <w:t xml:space="preserve">  </w:t>
+      </w:r>
+      <w:r>
+        <w:rPr>
+          <w:b/>
+          <w:bCs/>
+          <w:lang w:val="en-US"/>
+        </w:rPr>
+        <w:t>MSE</w:t>
+      </w:r>
+      <w:r>
+        <w:rPr>
+          <w:lang w:val="en-US"/>
+        </w:rPr>
+        <w:t xml:space="preserve"> — averages the </w:t>
+      </w:r>
+      <w:r>
+        <w:rPr>
+          <w:i/>
+          <w:iCs/>
+          <w:lang w:val="en-US"/>
+        </w:rPr>
+        <w:t>squared</w:t>
+      </w:r>
+      <w:r>
+        <w:rPr>
+          <w:lang w:val="en-US"/>
+        </w:rPr>
+        <w:t xml:space="preserve"> errors, so big misses hurt much more than small ones. </w:t>
+      </w:r>
+    </w:p>
+    <w:p>
+      <w:pPr>
+        <w:spacing w:after="0"/>
+        <w:jc w:val="both"/>
+        <w:rPr>
+          <w:lang w:val="en-US"/>
+        </w:rPr>
+      </w:pPr>
+      <w:r>
+        <w:rPr>
+          <w:lang w:val="en-US"/>
+        </w:rPr>
+        <w:t xml:space="preserve">  </w:t>
+      </w:r>
+      <w:r>
+        <w:rPr>
+          <w:b/>
+          <w:bCs/>
+          <w:lang w:val="en-US"/>
+        </w:rPr>
+        <w:t>RMSE</w:t>
+      </w:r>
+      <w:r>
+        <w:rPr>
+          <w:lang w:val="en-US"/>
+        </w:rPr>
+        <w:t xml:space="preserve"> — just the square root of MSE, which puts the error back in the </w:t>
+      </w:r>
+      <w:r>
+        <w:rPr>
+          <w:i/>
+          <w:iCs/>
+          <w:lang w:val="en-US"/>
+        </w:rPr>
+        <w:t>same units</w:t>
+      </w:r>
+      <w:r>
+        <w:rPr>
+          <w:lang w:val="en-US"/>
+        </w:rPr>
+        <w:t xml:space="preserve"> as the target (e.g. €), so it's the one you usually report. </w:t>
+      </w:r>
+    </w:p>
+    <w:p>
+      <w:pPr>
+        <w:spacing w:after="0"/>
+        <w:jc w:val="both"/>
+        <w:rPr>
+          <w:lang w:val="en-US"/>
+        </w:rPr>
+      </w:pPr>
+      <w:r>
+        <w:rPr>
+          <w:lang w:val="en-US"/>
+        </w:rPr>
+        <w:t xml:space="preserve">  </w:t>
+      </w:r>
+      <w:r>
+        <w:rPr>
+          <w:b/>
+          <w:bCs/>
+          <w:lang w:val="en-US"/>
+        </w:rPr>
+        <w:t>MAE</w:t>
+      </w:r>
+      <w:r>
+        <w:rPr>
+          <w:lang w:val="en-US"/>
+        </w:rPr>
+        <w:t xml:space="preserve"> — averages the </w:t>
+      </w:r>
+      <w:r>
+        <w:rPr>
+          <w:i/>
+          <w:iCs/>
+          <w:lang w:val="en-US"/>
+        </w:rPr>
+        <w:t>absolute</w:t>
+      </w:r>
+      <w:r>
+        <w:rPr>
+          <w:lang w:val="en-US"/>
+        </w:rPr>
+        <w:t xml:space="preserve"> errors; no squaring, so a few outliers don't dominate — it's the robust choice. </w:t>
+      </w:r>
+    </w:p>
+    <w:p>
+      <w:pPr>
+        <w:spacing w:after="0"/>
+        <w:jc w:val="both"/>
+        <w:rPr>
+          <w:lang w:val="en-US"/>
+        </w:rPr>
+      </w:pPr>
+      <w:r>
+        <w:rPr>
+          <w:lang w:val="en-US"/>
+        </w:rPr>
+        <w:t xml:space="preserve">  </w:t>
+      </w:r>
+      <w:r>
+        <w:rPr>
+          <w:b/>
+          <w:bCs/>
+          <w:lang w:val="en-US"/>
+        </w:rPr>
+        <w:t>MAPE</w:t>
+      </w:r>
+      <w:r>
+        <w:rPr>
+          <w:lang w:val="en-US"/>
+        </w:rPr>
+        <w:t xml:space="preserve"> — expresses error as a </w:t>
+      </w:r>
+      <w:r>
+        <w:rPr>
+          <w:i/>
+          <w:iCs/>
+          <w:lang w:val="en-US"/>
+        </w:rPr>
+        <w:t>percentage</w:t>
+      </w:r>
+      <w:r>
+        <w:rPr>
+          <w:lang w:val="en-US"/>
+        </w:rPr>
+        <w:t xml:space="preserve"> of the true value, easy to explain to non-technical people ("we're off by ~7%").  Watch out: it breaks if any </w:t>
+      </w:r>
+      <w:proofErr w:type="spellStart"/>
+      <w:r>
+        <w:rPr>
+          <w:lang w:val="en-US"/>
+        </w:rPr>
+        <w:t>y_true</w:t>
+      </w:r>
+      <w:proofErr w:type="spellEnd"/>
+      <w:r>
+        <w:rPr>
+          <w:lang w:val="en-US"/>
+        </w:rPr>
+        <w:t xml:space="preserve"> is 0 (division by zero). </w:t>
+      </w:r>
+    </w:p>
+    <w:p>
+      <w:pPr>
+        <w:spacing w:after="0"/>
+        <w:jc w:val="both"/>
+        <w:rPr>
+          <w:lang w:val="en-US"/>
+        </w:rPr>
+      </w:pPr>
+      <w:r>
+        <w:rPr>
+          <w:lang w:val="en-US"/>
+        </w:rPr>
+        <w:t xml:space="preserve">  </w:t>
+      </w:r>
+      <w:r>
+        <w:rPr>
+          <w:b/>
+          <w:bCs/>
+          <w:lang w:val="en-US"/>
+        </w:rPr>
+        <w:t>R²</w:t>
+      </w:r>
+      <w:r>
+        <w:rPr>
+          <w:lang w:val="en-US"/>
+        </w:rPr>
+        <w:t xml:space="preserve"> — "how much better than just guessing the mean?" </w:t>
+      </w:r>
+      <w:proofErr w:type="spellStart"/>
+      <w:r>
+        <w:rPr>
+          <w:lang w:val="en-US"/>
+        </w:rPr>
+        <w:t>SS_res</w:t>
+      </w:r>
+      <w:proofErr w:type="spellEnd"/>
+      <w:r>
+        <w:rPr>
+          <w:lang w:val="en-US"/>
+        </w:rPr>
+        <w:t xml:space="preserve"> is the model's leftover error, </w:t>
+      </w:r>
+      <w:proofErr w:type="spellStart"/>
+      <w:r>
+        <w:rPr>
+          <w:lang w:val="en-US"/>
+        </w:rPr>
+        <w:t>SS_tot</w:t>
+      </w:r>
+      <w:proofErr w:type="spellEnd"/>
+      <w:r>
+        <w:rPr>
+          <w:lang w:val="en-US"/>
+        </w:rPr>
+        <w:t xml:space="preserve"> is the error of always predicting the average. R² = 1 is perfect; R² = 0 means no better than the mean.</w:t>
+      </w:r>
     </w:p>
     <w:sectPr>
       <w:pgSz w:w="11906" w:h="16838" w:code="9"/>

--- a/courses/03-introduction-to-machine-learning/14-model-evaluation-strategies/Case study task.docx
+++ b/courses/03-introduction-to-machine-learning/14-model-evaluation-strategies/Case study task.docx
@@ -2733,6 +2733,1629 @@
           <w:lang w:val="en-US"/>
         </w:rPr>
         <w:t xml:space="preserve"> is the error of always predicting the average. R² = 1 is perfect; R² = 0 means no better than the mean.</w:t>
+      </w:r>
+    </w:p>
+    <w:p>
+      <w:pPr>
+        <w:spacing w:after="0"/>
+        <w:jc w:val="both"/>
+        <w:rPr>
+          <w:lang w:val="en-US"/>
+        </w:rPr>
+      </w:pPr>
+    </w:p>
+    <w:p>
+      <w:pPr>
+        <w:spacing w:after="0"/>
+        <w:jc w:val="both"/>
+        <w:rPr>
+          <w:lang w:val="en-US"/>
+        </w:rPr>
+      </w:pPr>
+      <w:r>
+        <w:rPr>
+          <w:lang w:val="en-US"/>
+        </w:rPr>
+        <w:t>K-fold</w:t>
+      </w:r>
+    </w:p>
+    <w:p>
+      <w:pPr>
+        <w:spacing w:after="0"/>
+        <w:jc w:val="both"/>
+        <w:rPr>
+          <w:lang w:val="en-US"/>
+        </w:rPr>
+      </w:pPr>
+    </w:p>
+    <w:p>
+      <w:pPr>
+        <w:spacing w:after="0"/>
+        <w:jc w:val="both"/>
+        <w:rPr>
+          <w:lang w:val="en-US"/>
+        </w:rPr>
+      </w:pPr>
+      <w:r>
+        <w:rPr>
+          <w:lang w:val="en-US"/>
+        </w:rPr>
+        <w:t xml:space="preserve">import </w:t>
+      </w:r>
+      <w:proofErr w:type="spellStart"/>
+      <w:r>
+        <w:rPr>
+          <w:lang w:val="en-US"/>
+        </w:rPr>
+        <w:t>numpy</w:t>
+      </w:r>
+      <w:proofErr w:type="spellEnd"/>
+      <w:r>
+        <w:rPr>
+          <w:lang w:val="en-US"/>
+        </w:rPr>
+        <w:t xml:space="preserve"> as np</w:t>
+      </w:r>
+    </w:p>
+    <w:p>
+      <w:pPr>
+        <w:spacing w:after="0"/>
+        <w:jc w:val="both"/>
+        <w:rPr>
+          <w:lang w:val="en-US"/>
+        </w:rPr>
+      </w:pPr>
+    </w:p>
+    <w:p>
+      <w:pPr>
+        <w:spacing w:after="0"/>
+        <w:jc w:val="both"/>
+        <w:rPr>
+          <w:lang w:val="en-US"/>
+        </w:rPr>
+      </w:pPr>
+      <w:r>
+        <w:rPr>
+          <w:lang w:val="en-US"/>
+        </w:rPr>
+        <w:t xml:space="preserve">def </w:t>
+      </w:r>
+      <w:proofErr w:type="spellStart"/>
+      <w:r>
+        <w:rPr>
+          <w:lang w:val="en-US"/>
+        </w:rPr>
+        <w:t>kfold_</w:t>
+      </w:r>
+      <w:proofErr w:type="gramStart"/>
+      <w:r>
+        <w:rPr>
+          <w:lang w:val="en-US"/>
+        </w:rPr>
+        <w:t>indices</w:t>
+      </w:r>
+      <w:proofErr w:type="spellEnd"/>
+      <w:r>
+        <w:rPr>
+          <w:lang w:val="en-US"/>
+        </w:rPr>
+        <w:t>(</w:t>
+      </w:r>
+      <w:proofErr w:type="gramEnd"/>
+      <w:r>
+        <w:rPr>
+          <w:lang w:val="en-US"/>
+        </w:rPr>
+        <w:t>n, k):</w:t>
+      </w:r>
+    </w:p>
+    <w:p>
+      <w:pPr>
+        <w:spacing w:after="0"/>
+        <w:jc w:val="both"/>
+        <w:rPr>
+          <w:lang w:val="en-US"/>
+        </w:rPr>
+      </w:pPr>
+      <w:r>
+        <w:rPr>
+          <w:lang w:val="en-US"/>
+        </w:rPr>
+        <w:t xml:space="preserve">    """Return list of (</w:t>
+      </w:r>
+      <w:proofErr w:type="spellStart"/>
+      <w:r>
+        <w:rPr>
+          <w:lang w:val="en-US"/>
+        </w:rPr>
+        <w:t>train_idx</w:t>
+      </w:r>
+      <w:proofErr w:type="spellEnd"/>
+      <w:r>
+        <w:rPr>
+          <w:lang w:val="en-US"/>
+        </w:rPr>
+        <w:t xml:space="preserve">, </w:t>
+      </w:r>
+      <w:proofErr w:type="spellStart"/>
+      <w:r>
+        <w:rPr>
+          <w:lang w:val="en-US"/>
+        </w:rPr>
+        <w:t>val_idx</w:t>
+      </w:r>
+      <w:proofErr w:type="spellEnd"/>
+      <w:r>
+        <w:rPr>
+          <w:lang w:val="en-US"/>
+        </w:rPr>
+        <w:t>) for K contiguous folds."""</w:t>
+      </w:r>
+    </w:p>
+    <w:p>
+      <w:pPr>
+        <w:spacing w:after="0"/>
+        <w:jc w:val="both"/>
+        <w:rPr>
+          <w:lang w:val="en-US"/>
+        </w:rPr>
+      </w:pPr>
+      <w:r>
+        <w:rPr>
+          <w:lang w:val="en-US"/>
+        </w:rPr>
+        <w:t xml:space="preserve">    indices = </w:t>
+      </w:r>
+      <w:proofErr w:type="spellStart"/>
+      <w:proofErr w:type="gramStart"/>
+      <w:r>
+        <w:rPr>
+          <w:lang w:val="en-US"/>
+        </w:rPr>
+        <w:t>np.arange</w:t>
+      </w:r>
+      <w:proofErr w:type="spellEnd"/>
+      <w:proofErr w:type="gramEnd"/>
+      <w:r>
+        <w:rPr>
+          <w:lang w:val="en-US"/>
+        </w:rPr>
+        <w:t>(n)</w:t>
+      </w:r>
+    </w:p>
+    <w:p>
+      <w:pPr>
+        <w:spacing w:after="0"/>
+        <w:jc w:val="both"/>
+        <w:rPr>
+          <w:lang w:val="en-US"/>
+        </w:rPr>
+      </w:pPr>
+      <w:r>
+        <w:rPr>
+          <w:lang w:val="en-US"/>
+        </w:rPr>
+        <w:lastRenderedPageBreak/>
+        <w:t xml:space="preserve">    </w:t>
+      </w:r>
+      <w:proofErr w:type="spellStart"/>
+      <w:r>
+        <w:rPr>
+          <w:lang w:val="en-US"/>
+        </w:rPr>
+        <w:t>fold_sizes</w:t>
+      </w:r>
+      <w:proofErr w:type="spellEnd"/>
+      <w:r>
+        <w:rPr>
+          <w:lang w:val="en-US"/>
+        </w:rPr>
+        <w:t xml:space="preserve"> = </w:t>
+      </w:r>
+      <w:proofErr w:type="spellStart"/>
+      <w:proofErr w:type="gramStart"/>
+      <w:r>
+        <w:rPr>
+          <w:lang w:val="en-US"/>
+        </w:rPr>
+        <w:t>np.full</w:t>
+      </w:r>
+      <w:proofErr w:type="spellEnd"/>
+      <w:proofErr w:type="gramEnd"/>
+      <w:r>
+        <w:rPr>
+          <w:lang w:val="en-US"/>
+        </w:rPr>
+        <w:t xml:space="preserve">(k, n // k, </w:t>
+      </w:r>
+      <w:proofErr w:type="spellStart"/>
+      <w:r>
+        <w:rPr>
+          <w:lang w:val="en-US"/>
+        </w:rPr>
+        <w:t>dtype</w:t>
+      </w:r>
+      <w:proofErr w:type="spellEnd"/>
+      <w:r>
+        <w:rPr>
+          <w:lang w:val="en-US"/>
+        </w:rPr>
+        <w:t>=int)</w:t>
+      </w:r>
+    </w:p>
+    <w:p>
+      <w:pPr>
+        <w:spacing w:after="0"/>
+        <w:jc w:val="both"/>
+        <w:rPr>
+          <w:lang w:val="en-US"/>
+        </w:rPr>
+      </w:pPr>
+      <w:r>
+        <w:rPr>
+          <w:lang w:val="en-US"/>
+        </w:rPr>
+        <w:t xml:space="preserve">    </w:t>
+      </w:r>
+      <w:proofErr w:type="spellStart"/>
+      <w:r>
+        <w:rPr>
+          <w:lang w:val="en-US"/>
+        </w:rPr>
+        <w:t>fold_</w:t>
+      </w:r>
+      <w:proofErr w:type="gramStart"/>
+      <w:r>
+        <w:rPr>
+          <w:lang w:val="en-US"/>
+        </w:rPr>
+        <w:t>sizes</w:t>
+      </w:r>
+      <w:proofErr w:type="spellEnd"/>
+      <w:r>
+        <w:rPr>
+          <w:lang w:val="en-US"/>
+        </w:rPr>
+        <w:t>[</w:t>
+      </w:r>
+      <w:proofErr w:type="gramEnd"/>
+      <w:r>
+        <w:rPr>
+          <w:lang w:val="en-US"/>
+        </w:rPr>
+        <w:t>: n % k] += 1          # distribute the remainder</w:t>
+      </w:r>
+    </w:p>
+    <w:p>
+      <w:pPr>
+        <w:spacing w:after="0"/>
+        <w:jc w:val="both"/>
+        <w:rPr>
+          <w:lang w:val="en-US"/>
+        </w:rPr>
+      </w:pPr>
+      <w:r>
+        <w:rPr>
+          <w:lang w:val="en-US"/>
+        </w:rPr>
+        <w:t xml:space="preserve">    splits, current = [], 0</w:t>
+      </w:r>
+    </w:p>
+    <w:p>
+      <w:pPr>
+        <w:spacing w:after="0"/>
+        <w:jc w:val="both"/>
+        <w:rPr>
+          <w:lang w:val="en-US"/>
+        </w:rPr>
+      </w:pPr>
+      <w:r>
+        <w:rPr>
+          <w:lang w:val="en-US"/>
+        </w:rPr>
+        <w:t xml:space="preserve">    for fs in </w:t>
+      </w:r>
+      <w:proofErr w:type="spellStart"/>
+      <w:r>
+        <w:rPr>
+          <w:lang w:val="en-US"/>
+        </w:rPr>
+        <w:t>fold_sizes</w:t>
+      </w:r>
+      <w:proofErr w:type="spellEnd"/>
+      <w:r>
+        <w:rPr>
+          <w:lang w:val="en-US"/>
+        </w:rPr>
+        <w:t>:</w:t>
+      </w:r>
+    </w:p>
+    <w:p>
+      <w:pPr>
+        <w:spacing w:after="0"/>
+        <w:jc w:val="both"/>
+        <w:rPr>
+          <w:lang w:val="en-US"/>
+        </w:rPr>
+      </w:pPr>
+      <w:r>
+        <w:rPr>
+          <w:lang w:val="en-US"/>
+        </w:rPr>
+        <w:t xml:space="preserve">        </w:t>
+      </w:r>
+      <w:proofErr w:type="spellStart"/>
+      <w:r>
+        <w:rPr>
+          <w:lang w:val="en-US"/>
+        </w:rPr>
+        <w:t>val_idx</w:t>
+      </w:r>
+      <w:proofErr w:type="spellEnd"/>
+      <w:r>
+        <w:rPr>
+          <w:lang w:val="en-US"/>
+        </w:rPr>
+        <w:t xml:space="preserve"> = </w:t>
+      </w:r>
+      <w:proofErr w:type="gramStart"/>
+      <w:r>
+        <w:rPr>
+          <w:lang w:val="en-US"/>
+        </w:rPr>
+        <w:t>indices[</w:t>
+      </w:r>
+      <w:proofErr w:type="gramEnd"/>
+      <w:r>
+        <w:rPr>
+          <w:lang w:val="en-US"/>
+        </w:rPr>
+        <w:t>current: current + fs]</w:t>
+      </w:r>
+    </w:p>
+    <w:p>
+      <w:pPr>
+        <w:spacing w:after="0"/>
+        <w:jc w:val="both"/>
+        <w:rPr>
+          <w:lang w:val="en-US"/>
+        </w:rPr>
+      </w:pPr>
+      <w:r>
+        <w:rPr>
+          <w:lang w:val="en-US"/>
+        </w:rPr>
+        <w:t xml:space="preserve">        </w:t>
+      </w:r>
+      <w:proofErr w:type="spellStart"/>
+      <w:r>
+        <w:rPr>
+          <w:lang w:val="en-US"/>
+        </w:rPr>
+        <w:t>train_idx</w:t>
+      </w:r>
+      <w:proofErr w:type="spellEnd"/>
+      <w:r>
+        <w:rPr>
+          <w:lang w:val="en-US"/>
+        </w:rPr>
+        <w:t xml:space="preserve"> = </w:t>
+      </w:r>
+      <w:proofErr w:type="spellStart"/>
+      <w:proofErr w:type="gramStart"/>
+      <w:r>
+        <w:rPr>
+          <w:lang w:val="en-US"/>
+        </w:rPr>
+        <w:t>np.concatenate</w:t>
+      </w:r>
+      <w:proofErr w:type="spellEnd"/>
+      <w:proofErr w:type="gramEnd"/>
+      <w:r>
+        <w:rPr>
+          <w:lang w:val="en-US"/>
+        </w:rPr>
+        <w:t>([indices</w:t>
+      </w:r>
+      <w:proofErr w:type="gramStart"/>
+      <w:r>
+        <w:rPr>
+          <w:lang w:val="en-US"/>
+        </w:rPr>
+        <w:t>[:current</w:t>
+      </w:r>
+      <w:proofErr w:type="gramEnd"/>
+      <w:r>
+        <w:rPr>
+          <w:lang w:val="en-US"/>
+        </w:rPr>
+        <w:t xml:space="preserve">], </w:t>
+      </w:r>
+      <w:proofErr w:type="gramStart"/>
+      <w:r>
+        <w:rPr>
+          <w:lang w:val="en-US"/>
+        </w:rPr>
+        <w:t>indices[</w:t>
+      </w:r>
+      <w:proofErr w:type="gramEnd"/>
+      <w:r>
+        <w:rPr>
+          <w:lang w:val="en-US"/>
+        </w:rPr>
+        <w:t>current + fs:]])</w:t>
+      </w:r>
+    </w:p>
+    <w:p>
+      <w:pPr>
+        <w:spacing w:after="0"/>
+        <w:jc w:val="both"/>
+        <w:rPr>
+          <w:lang w:val="en-US"/>
+        </w:rPr>
+      </w:pPr>
+      <w:r>
+        <w:rPr>
+          <w:lang w:val="en-US"/>
+        </w:rPr>
+        <w:t xml:space="preserve">        </w:t>
+      </w:r>
+      <w:proofErr w:type="spellStart"/>
+      <w:proofErr w:type="gramStart"/>
+      <w:r>
+        <w:rPr>
+          <w:lang w:val="en-US"/>
+        </w:rPr>
+        <w:t>splits.append</w:t>
+      </w:r>
+      <w:proofErr w:type="spellEnd"/>
+      <w:proofErr w:type="gramEnd"/>
+      <w:r>
+        <w:rPr>
+          <w:lang w:val="en-US"/>
+        </w:rPr>
+        <w:t>((</w:t>
+      </w:r>
+      <w:proofErr w:type="spellStart"/>
+      <w:r>
+        <w:rPr>
+          <w:lang w:val="en-US"/>
+        </w:rPr>
+        <w:t>train_idx</w:t>
+      </w:r>
+      <w:proofErr w:type="spellEnd"/>
+      <w:r>
+        <w:rPr>
+          <w:lang w:val="en-US"/>
+        </w:rPr>
+        <w:t xml:space="preserve">, </w:t>
+      </w:r>
+      <w:proofErr w:type="spellStart"/>
+      <w:r>
+        <w:rPr>
+          <w:lang w:val="en-US"/>
+        </w:rPr>
+        <w:t>val_idx</w:t>
+      </w:r>
+      <w:proofErr w:type="spellEnd"/>
+      <w:r>
+        <w:rPr>
+          <w:lang w:val="en-US"/>
+        </w:rPr>
+        <w:t>))</w:t>
+      </w:r>
+    </w:p>
+    <w:p>
+      <w:pPr>
+        <w:spacing w:after="0"/>
+        <w:jc w:val="both"/>
+        <w:rPr>
+          <w:lang w:val="en-US"/>
+        </w:rPr>
+      </w:pPr>
+      <w:r>
+        <w:rPr>
+          <w:lang w:val="en-US"/>
+        </w:rPr>
+        <w:t xml:space="preserve">        current += fs</w:t>
+      </w:r>
+    </w:p>
+    <w:p>
+      <w:pPr>
+        <w:spacing w:after="0"/>
+        <w:jc w:val="both"/>
+        <w:rPr>
+          <w:lang w:val="en-US"/>
+        </w:rPr>
+      </w:pPr>
+      <w:r>
+        <w:rPr>
+          <w:lang w:val="en-US"/>
+        </w:rPr>
+        <w:t xml:space="preserve">    return splits</w:t>
+      </w:r>
+    </w:p>
+    <w:p>
+      <w:pPr>
+        <w:spacing w:after="0"/>
+        <w:jc w:val="both"/>
+        <w:rPr>
+          <w:lang w:val="en-US"/>
+        </w:rPr>
+      </w:pPr>
+    </w:p>
+    <w:p>
+      <w:pPr>
+        <w:spacing w:after="0"/>
+        <w:jc w:val="both"/>
+        <w:rPr>
+          <w:lang w:val="en-US"/>
+        </w:rPr>
+      </w:pPr>
+      <w:r>
+        <w:rPr>
+          <w:lang w:val="en-US"/>
+        </w:rPr>
+        <w:t xml:space="preserve">def </w:t>
+      </w:r>
+      <w:proofErr w:type="spellStart"/>
+      <w:r>
+        <w:rPr>
+          <w:lang w:val="en-US"/>
+        </w:rPr>
+        <w:t>timeseries_</w:t>
+      </w:r>
+      <w:proofErr w:type="gramStart"/>
+      <w:r>
+        <w:rPr>
+          <w:lang w:val="en-US"/>
+        </w:rPr>
+        <w:t>splits</w:t>
+      </w:r>
+      <w:proofErr w:type="spellEnd"/>
+      <w:r>
+        <w:rPr>
+          <w:lang w:val="en-US"/>
+        </w:rPr>
+        <w:t>(</w:t>
+      </w:r>
+      <w:proofErr w:type="gramEnd"/>
+      <w:r>
+        <w:rPr>
+          <w:lang w:val="en-US"/>
+        </w:rPr>
+        <w:t>n, k):</w:t>
+      </w:r>
+    </w:p>
+    <w:p>
+      <w:pPr>
+        <w:spacing w:after="0"/>
+        <w:jc w:val="both"/>
+        <w:rPr>
+          <w:lang w:val="en-US"/>
+        </w:rPr>
+      </w:pPr>
+      <w:r>
+        <w:rPr>
+          <w:lang w:val="en-US"/>
+        </w:rPr>
+        <w:t xml:space="preserve">    """Expanding window: each split trains on the past, validates on the next block."""</w:t>
+      </w:r>
+    </w:p>
+    <w:p>
+      <w:pPr>
+        <w:spacing w:after="0"/>
+        <w:jc w:val="both"/>
+        <w:rPr>
+          <w:lang w:val="en-US"/>
+        </w:rPr>
+      </w:pPr>
+      <w:r>
+        <w:rPr>
+          <w:lang w:val="en-US"/>
+        </w:rPr>
+        <w:t xml:space="preserve">    fold = n // (k + 1)</w:t>
+      </w:r>
+    </w:p>
+    <w:p>
+      <w:pPr>
+        <w:spacing w:after="0"/>
+        <w:jc w:val="both"/>
+        <w:rPr>
+          <w:lang w:val="en-US"/>
+        </w:rPr>
+      </w:pPr>
+      <w:r>
+        <w:rPr>
+          <w:lang w:val="en-US"/>
+        </w:rPr>
+        <w:t xml:space="preserve">    splits = []</w:t>
+      </w:r>
+    </w:p>
+    <w:p>
+      <w:pPr>
+        <w:spacing w:after="0"/>
+        <w:jc w:val="both"/>
+        <w:rPr>
+          <w:lang w:val="en-US"/>
+        </w:rPr>
+      </w:pPr>
+      <w:r>
+        <w:rPr>
+          <w:lang w:val="en-US"/>
+        </w:rPr>
+        <w:t xml:space="preserve">    for </w:t>
+      </w:r>
+      <w:proofErr w:type="spellStart"/>
+      <w:r>
+        <w:rPr>
+          <w:lang w:val="en-US"/>
+        </w:rPr>
+        <w:t>i</w:t>
+      </w:r>
+      <w:proofErr w:type="spellEnd"/>
+      <w:r>
+        <w:rPr>
+          <w:lang w:val="en-US"/>
+        </w:rPr>
+        <w:t xml:space="preserve"> in </w:t>
+      </w:r>
+      <w:proofErr w:type="gramStart"/>
+      <w:r>
+        <w:rPr>
+          <w:lang w:val="en-US"/>
+        </w:rPr>
+        <w:t>range(</w:t>
+      </w:r>
+      <w:proofErr w:type="gramEnd"/>
+      <w:r>
+        <w:rPr>
+          <w:lang w:val="en-US"/>
+        </w:rPr>
+        <w:t>1, k + 1):</w:t>
+      </w:r>
+    </w:p>
+    <w:p>
+      <w:pPr>
+        <w:spacing w:after="0"/>
+        <w:jc w:val="both"/>
+        <w:rPr>
+          <w:lang w:val="en-US"/>
+        </w:rPr>
+      </w:pPr>
+      <w:r>
+        <w:rPr>
+          <w:lang w:val="en-US"/>
+        </w:rPr>
+        <w:t xml:space="preserve">        </w:t>
+      </w:r>
+      <w:proofErr w:type="spellStart"/>
+      <w:r>
+        <w:rPr>
+          <w:lang w:val="en-US"/>
+        </w:rPr>
+        <w:t>train_idx</w:t>
+      </w:r>
+      <w:proofErr w:type="spellEnd"/>
+      <w:r>
+        <w:rPr>
+          <w:lang w:val="en-US"/>
+        </w:rPr>
+        <w:t xml:space="preserve"> = </w:t>
+      </w:r>
+      <w:proofErr w:type="spellStart"/>
+      <w:proofErr w:type="gramStart"/>
+      <w:r>
+        <w:rPr>
+          <w:lang w:val="en-US"/>
+        </w:rPr>
+        <w:t>np.arange</w:t>
+      </w:r>
+      <w:proofErr w:type="spellEnd"/>
+      <w:proofErr w:type="gramEnd"/>
+      <w:r>
+        <w:rPr>
+          <w:lang w:val="en-US"/>
+        </w:rPr>
+        <w:t xml:space="preserve">(0, fold * </w:t>
+      </w:r>
+      <w:proofErr w:type="spellStart"/>
+      <w:r>
+        <w:rPr>
+          <w:lang w:val="en-US"/>
+        </w:rPr>
+        <w:t>i</w:t>
+      </w:r>
+      <w:proofErr w:type="spellEnd"/>
+      <w:r>
+        <w:rPr>
+          <w:lang w:val="en-US"/>
+        </w:rPr>
+        <w:t>)</w:t>
+      </w:r>
+    </w:p>
+    <w:p>
+      <w:pPr>
+        <w:spacing w:after="0"/>
+        <w:jc w:val="both"/>
+        <w:rPr>
+          <w:lang w:val="en-US"/>
+        </w:rPr>
+      </w:pPr>
+      <w:r>
+        <w:rPr>
+          <w:lang w:val="en-US"/>
+        </w:rPr>
+        <w:t xml:space="preserve">        </w:t>
+      </w:r>
+      <w:proofErr w:type="spellStart"/>
+      <w:r>
+        <w:rPr>
+          <w:lang w:val="en-US"/>
+        </w:rPr>
+        <w:t>val_idx</w:t>
+      </w:r>
+      <w:proofErr w:type="spellEnd"/>
+      <w:r>
+        <w:rPr>
+          <w:lang w:val="en-US"/>
+        </w:rPr>
+        <w:t xml:space="preserve">   = </w:t>
+      </w:r>
+      <w:proofErr w:type="spellStart"/>
+      <w:proofErr w:type="gramStart"/>
+      <w:r>
+        <w:rPr>
+          <w:lang w:val="en-US"/>
+        </w:rPr>
+        <w:t>np.arange</w:t>
+      </w:r>
+      <w:proofErr w:type="spellEnd"/>
+      <w:proofErr w:type="gramEnd"/>
+      <w:r>
+        <w:rPr>
+          <w:lang w:val="en-US"/>
+        </w:rPr>
+        <w:t xml:space="preserve">(fold * </w:t>
+      </w:r>
+      <w:proofErr w:type="spellStart"/>
+      <w:r>
+        <w:rPr>
+          <w:lang w:val="en-US"/>
+        </w:rPr>
+        <w:t>i</w:t>
+      </w:r>
+      <w:proofErr w:type="spellEnd"/>
+      <w:r>
+        <w:rPr>
+          <w:lang w:val="en-US"/>
+        </w:rPr>
+        <w:t>, fold * (</w:t>
+      </w:r>
+      <w:proofErr w:type="spellStart"/>
+      <w:r>
+        <w:rPr>
+          <w:lang w:val="en-US"/>
+        </w:rPr>
+        <w:t>i</w:t>
+      </w:r>
+      <w:proofErr w:type="spellEnd"/>
+      <w:r>
+        <w:rPr>
+          <w:lang w:val="en-US"/>
+        </w:rPr>
+        <w:t xml:space="preserve"> + 1))</w:t>
+      </w:r>
+    </w:p>
+    <w:p>
+      <w:pPr>
+        <w:spacing w:after="0"/>
+        <w:jc w:val="both"/>
+        <w:rPr>
+          <w:lang w:val="en-US"/>
+        </w:rPr>
+      </w:pPr>
+      <w:r>
+        <w:rPr>
+          <w:lang w:val="en-US"/>
+        </w:rPr>
+        <w:t xml:space="preserve">        </w:t>
+      </w:r>
+      <w:proofErr w:type="spellStart"/>
+      <w:proofErr w:type="gramStart"/>
+      <w:r>
+        <w:rPr>
+          <w:lang w:val="en-US"/>
+        </w:rPr>
+        <w:t>splits.append</w:t>
+      </w:r>
+      <w:proofErr w:type="spellEnd"/>
+      <w:proofErr w:type="gramEnd"/>
+      <w:r>
+        <w:rPr>
+          <w:lang w:val="en-US"/>
+        </w:rPr>
+        <w:t>((</w:t>
+      </w:r>
+      <w:proofErr w:type="spellStart"/>
+      <w:r>
+        <w:rPr>
+          <w:lang w:val="en-US"/>
+        </w:rPr>
+        <w:t>train_idx</w:t>
+      </w:r>
+      <w:proofErr w:type="spellEnd"/>
+      <w:r>
+        <w:rPr>
+          <w:lang w:val="en-US"/>
+        </w:rPr>
+        <w:t xml:space="preserve">, </w:t>
+      </w:r>
+      <w:proofErr w:type="spellStart"/>
+      <w:r>
+        <w:rPr>
+          <w:lang w:val="en-US"/>
+        </w:rPr>
+        <w:t>val_idx</w:t>
+      </w:r>
+      <w:proofErr w:type="spellEnd"/>
+      <w:r>
+        <w:rPr>
+          <w:lang w:val="en-US"/>
+        </w:rPr>
+        <w:t>))</w:t>
+      </w:r>
+    </w:p>
+    <w:p>
+      <w:pPr>
+        <w:spacing w:after="0"/>
+        <w:jc w:val="both"/>
+        <w:rPr>
+          <w:lang w:val="en-US"/>
+        </w:rPr>
+      </w:pPr>
+      <w:r>
+        <w:rPr>
+          <w:lang w:val="en-US"/>
+        </w:rPr>
+        <w:t xml:space="preserve">    return splits</w:t>
+      </w:r>
+    </w:p>
+    <w:p>
+      <w:pPr>
+        <w:spacing w:after="0"/>
+        <w:jc w:val="both"/>
+        <w:rPr>
+          <w:lang w:val="en-US"/>
+        </w:rPr>
+      </w:pPr>
+    </w:p>
+    <w:p>
+      <w:pPr>
+        <w:spacing w:after="0"/>
+        <w:jc w:val="both"/>
+        <w:rPr>
+          <w:lang w:val="en-US"/>
+        </w:rPr>
+      </w:pPr>
+    </w:p>
+    <w:p>
+      <w:pPr>
+        <w:spacing w:after="0"/>
+        <w:jc w:val="both"/>
+        <w:rPr>
+          <w:lang w:val="en-US"/>
+        </w:rPr>
+      </w:pPr>
+    </w:p>
+    <w:p>
+      <w:pPr>
+        <w:spacing w:after="0"/>
+        <w:jc w:val="both"/>
+        <w:rPr>
+          <w:lang w:val="en-US"/>
+        </w:rPr>
+      </w:pPr>
+      <w:proofErr w:type="spellStart"/>
+      <w:r>
+        <w:rPr>
+          <w:lang w:val="en-US"/>
+        </w:rPr>
+        <w:t>self check</w:t>
+      </w:r>
+      <w:proofErr w:type="spellEnd"/>
+    </w:p>
+    <w:p>
+      <w:pPr>
+        <w:spacing w:after="0"/>
+        <w:jc w:val="both"/>
+        <w:rPr>
+          <w:lang w:val="en-US"/>
+        </w:rPr>
+      </w:pPr>
+    </w:p>
+    <w:p>
+      <w:pPr>
+        <w:spacing w:after="0"/>
+        <w:jc w:val="both"/>
+        <w:rPr>
+          <w:lang w:val="en-US"/>
+        </w:rPr>
+      </w:pPr>
+      <w:r>
+        <w:rPr>
+          <w:lang w:val="en-US"/>
+        </w:rPr>
+        <w:t>K-Fold: 5 folds from 10 points</w:t>
+      </w:r>
+    </w:p>
+    <w:p>
+      <w:pPr>
+        <w:spacing w:after="0"/>
+        <w:jc w:val="both"/>
+        <w:rPr>
+          <w:lang w:val="en-US"/>
+        </w:rPr>
+      </w:pPr>
+      <w:r>
+        <w:rPr>
+          <w:lang w:val="en-US"/>
+        </w:rPr>
+        <w:t xml:space="preserve">  fold 1: </w:t>
+      </w:r>
+      <w:proofErr w:type="spellStart"/>
+      <w:r>
+        <w:rPr>
+          <w:lang w:val="en-US"/>
+        </w:rPr>
+        <w:t>val</w:t>
+      </w:r>
+      <w:proofErr w:type="spellEnd"/>
+      <w:proofErr w:type="gramStart"/>
+      <w:r>
+        <w:rPr>
+          <w:lang w:val="en-US"/>
+        </w:rPr>
+        <w:t>=[</w:t>
+      </w:r>
+      <w:proofErr w:type="gramEnd"/>
+      <w:r>
+        <w:rPr>
+          <w:lang w:val="en-US"/>
+        </w:rPr>
+        <w:t>0, 1</w:t>
+      </w:r>
+      <w:proofErr w:type="gramStart"/>
+      <w:r>
+        <w:rPr>
+          <w:lang w:val="en-US"/>
+        </w:rPr>
+        <w:t>]  train</w:t>
+      </w:r>
+      <w:proofErr w:type="gramEnd"/>
+      <w:r>
+        <w:rPr>
+          <w:lang w:val="en-US"/>
+        </w:rPr>
+        <w:t xml:space="preserve"> has 8 pts</w:t>
+      </w:r>
+    </w:p>
+    <w:p>
+      <w:pPr>
+        <w:spacing w:after="0"/>
+        <w:jc w:val="both"/>
+        <w:rPr>
+          <w:lang w:val="en-US"/>
+        </w:rPr>
+      </w:pPr>
+      <w:r>
+        <w:rPr>
+          <w:lang w:val="en-US"/>
+        </w:rPr>
+        <w:t xml:space="preserve">  fold 2: </w:t>
+      </w:r>
+      <w:proofErr w:type="spellStart"/>
+      <w:r>
+        <w:rPr>
+          <w:lang w:val="en-US"/>
+        </w:rPr>
+        <w:t>val</w:t>
+      </w:r>
+      <w:proofErr w:type="spellEnd"/>
+      <w:proofErr w:type="gramStart"/>
+      <w:r>
+        <w:rPr>
+          <w:lang w:val="en-US"/>
+        </w:rPr>
+        <w:t>=[</w:t>
+      </w:r>
+      <w:proofErr w:type="gramEnd"/>
+      <w:r>
+        <w:rPr>
+          <w:lang w:val="en-US"/>
+        </w:rPr>
+        <w:t>2, 3</w:t>
+      </w:r>
+      <w:proofErr w:type="gramStart"/>
+      <w:r>
+        <w:rPr>
+          <w:lang w:val="en-US"/>
+        </w:rPr>
+        <w:t>]  train</w:t>
+      </w:r>
+      <w:proofErr w:type="gramEnd"/>
+      <w:r>
+        <w:rPr>
+          <w:lang w:val="en-US"/>
+        </w:rPr>
+        <w:t xml:space="preserve"> has 8 pts</w:t>
+      </w:r>
+    </w:p>
+    <w:p>
+      <w:pPr>
+        <w:spacing w:after="0"/>
+        <w:jc w:val="both"/>
+        <w:rPr>
+          <w:lang w:val="en-US"/>
+        </w:rPr>
+      </w:pPr>
+      <w:r>
+        <w:rPr>
+          <w:lang w:val="en-US"/>
+        </w:rPr>
+        <w:t xml:space="preserve">  fold 3: </w:t>
+      </w:r>
+      <w:proofErr w:type="spellStart"/>
+      <w:r>
+        <w:rPr>
+          <w:lang w:val="en-US"/>
+        </w:rPr>
+        <w:t>val</w:t>
+      </w:r>
+      <w:proofErr w:type="spellEnd"/>
+      <w:proofErr w:type="gramStart"/>
+      <w:r>
+        <w:rPr>
+          <w:lang w:val="en-US"/>
+        </w:rPr>
+        <w:t>=[</w:t>
+      </w:r>
+      <w:proofErr w:type="gramEnd"/>
+      <w:r>
+        <w:rPr>
+          <w:lang w:val="en-US"/>
+        </w:rPr>
+        <w:t>4, 5</w:t>
+      </w:r>
+      <w:proofErr w:type="gramStart"/>
+      <w:r>
+        <w:rPr>
+          <w:lang w:val="en-US"/>
+        </w:rPr>
+        <w:t>]  train</w:t>
+      </w:r>
+      <w:proofErr w:type="gramEnd"/>
+      <w:r>
+        <w:rPr>
+          <w:lang w:val="en-US"/>
+        </w:rPr>
+        <w:t xml:space="preserve"> has 8 pts</w:t>
+      </w:r>
+    </w:p>
+    <w:p>
+      <w:pPr>
+        <w:spacing w:after="0"/>
+        <w:jc w:val="both"/>
+        <w:rPr>
+          <w:lang w:val="en-US"/>
+        </w:rPr>
+      </w:pPr>
+      <w:r>
+        <w:rPr>
+          <w:lang w:val="en-US"/>
+        </w:rPr>
+        <w:t xml:space="preserve">  fold 4: </w:t>
+      </w:r>
+      <w:proofErr w:type="spellStart"/>
+      <w:r>
+        <w:rPr>
+          <w:lang w:val="en-US"/>
+        </w:rPr>
+        <w:t>val</w:t>
+      </w:r>
+      <w:proofErr w:type="spellEnd"/>
+      <w:proofErr w:type="gramStart"/>
+      <w:r>
+        <w:rPr>
+          <w:lang w:val="en-US"/>
+        </w:rPr>
+        <w:t>=[</w:t>
+      </w:r>
+      <w:proofErr w:type="gramEnd"/>
+      <w:r>
+        <w:rPr>
+          <w:lang w:val="en-US"/>
+        </w:rPr>
+        <w:t>6, 7</w:t>
+      </w:r>
+      <w:proofErr w:type="gramStart"/>
+      <w:r>
+        <w:rPr>
+          <w:lang w:val="en-US"/>
+        </w:rPr>
+        <w:t>]  train</w:t>
+      </w:r>
+      <w:proofErr w:type="gramEnd"/>
+      <w:r>
+        <w:rPr>
+          <w:lang w:val="en-US"/>
+        </w:rPr>
+        <w:t xml:space="preserve"> has 8 pts</w:t>
+      </w:r>
+    </w:p>
+    <w:p>
+      <w:pPr>
+        <w:spacing w:after="0"/>
+        <w:jc w:val="both"/>
+        <w:rPr>
+          <w:lang w:val="en-US"/>
+        </w:rPr>
+      </w:pPr>
+      <w:r>
+        <w:rPr>
+          <w:lang w:val="en-US"/>
+        </w:rPr>
+        <w:t xml:space="preserve">  fold 5: </w:t>
+      </w:r>
+      <w:proofErr w:type="spellStart"/>
+      <w:r>
+        <w:rPr>
+          <w:lang w:val="en-US"/>
+        </w:rPr>
+        <w:t>val</w:t>
+      </w:r>
+      <w:proofErr w:type="spellEnd"/>
+      <w:proofErr w:type="gramStart"/>
+      <w:r>
+        <w:rPr>
+          <w:lang w:val="en-US"/>
+        </w:rPr>
+        <w:t>=[</w:t>
+      </w:r>
+      <w:proofErr w:type="gramEnd"/>
+      <w:r>
+        <w:rPr>
+          <w:lang w:val="en-US"/>
+        </w:rPr>
+        <w:t>8, 9</w:t>
+      </w:r>
+      <w:proofErr w:type="gramStart"/>
+      <w:r>
+        <w:rPr>
+          <w:lang w:val="en-US"/>
+        </w:rPr>
+        <w:t>]  train</w:t>
+      </w:r>
+      <w:proofErr w:type="gramEnd"/>
+      <w:r>
+        <w:rPr>
+          <w:lang w:val="en-US"/>
+        </w:rPr>
+        <w:t xml:space="preserve"> has 8 pts</w:t>
+      </w:r>
+    </w:p>
+    <w:p>
+      <w:pPr>
+        <w:spacing w:after="0"/>
+        <w:jc w:val="both"/>
+        <w:rPr>
+          <w:lang w:val="en-US"/>
+        </w:rPr>
+      </w:pPr>
+    </w:p>
+    <w:p>
+      <w:pPr>
+        <w:spacing w:after="0"/>
+        <w:jc w:val="both"/>
+        <w:rPr>
+          <w:lang w:val="en-US"/>
+        </w:rPr>
+      </w:pPr>
+      <w:r>
+        <w:rPr>
+          <w:lang w:val="en-US"/>
+        </w:rPr>
+        <w:t>Time-series: train always before validation</w:t>
+      </w:r>
+    </w:p>
+    <w:p>
+      <w:pPr>
+        <w:spacing w:after="0"/>
+        <w:jc w:val="both"/>
+        <w:rPr>
+          <w:lang w:val="en-US"/>
+        </w:rPr>
+      </w:pPr>
+      <w:r>
+        <w:rPr>
+          <w:lang w:val="en-US"/>
+        </w:rPr>
+        <w:t xml:space="preserve">  split 1: train</w:t>
+      </w:r>
+      <w:proofErr w:type="gramStart"/>
+      <w:r>
+        <w:rPr>
+          <w:lang w:val="en-US"/>
+        </w:rPr>
+        <w:t>=[</w:t>
+      </w:r>
+      <w:proofErr w:type="gramEnd"/>
+      <w:r>
+        <w:rPr>
+          <w:lang w:val="en-US"/>
+        </w:rPr>
+        <w:t xml:space="preserve">0, 1, 2]              </w:t>
+      </w:r>
+      <w:proofErr w:type="spellStart"/>
+      <w:r>
+        <w:rPr>
+          <w:lang w:val="en-US"/>
+        </w:rPr>
+        <w:t>val</w:t>
+      </w:r>
+      <w:proofErr w:type="spellEnd"/>
+      <w:proofErr w:type="gramStart"/>
+      <w:r>
+        <w:rPr>
+          <w:lang w:val="en-US"/>
+        </w:rPr>
+        <w:t>=[</w:t>
+      </w:r>
+      <w:proofErr w:type="gramEnd"/>
+      <w:r>
+        <w:rPr>
+          <w:lang w:val="en-US"/>
+        </w:rPr>
+        <w:t>3, 4, 5]</w:t>
+      </w:r>
+    </w:p>
+    <w:p>
+      <w:pPr>
+        <w:spacing w:after="0"/>
+        <w:jc w:val="both"/>
+        <w:rPr>
+          <w:lang w:val="en-US"/>
+        </w:rPr>
+      </w:pPr>
+      <w:r>
+        <w:rPr>
+          <w:lang w:val="en-US"/>
+        </w:rPr>
+        <w:t xml:space="preserve">  split 2: train</w:t>
+      </w:r>
+      <w:proofErr w:type="gramStart"/>
+      <w:r>
+        <w:rPr>
+          <w:lang w:val="en-US"/>
+        </w:rPr>
+        <w:t>=[</w:t>
+      </w:r>
+      <w:proofErr w:type="gramEnd"/>
+      <w:r>
+        <w:rPr>
+          <w:lang w:val="en-US"/>
+        </w:rPr>
+        <w:t xml:space="preserve">0, 1, 2, 3, 4, 5]     </w:t>
+      </w:r>
+      <w:proofErr w:type="spellStart"/>
+      <w:r>
+        <w:rPr>
+          <w:lang w:val="en-US"/>
+        </w:rPr>
+        <w:t>val</w:t>
+      </w:r>
+      <w:proofErr w:type="spellEnd"/>
+      <w:proofErr w:type="gramStart"/>
+      <w:r>
+        <w:rPr>
+          <w:lang w:val="en-US"/>
+        </w:rPr>
+        <w:t>=[</w:t>
+      </w:r>
+      <w:proofErr w:type="gramEnd"/>
+      <w:r>
+        <w:rPr>
+          <w:lang w:val="en-US"/>
+        </w:rPr>
+        <w:t>6, 7, 8]</w:t>
+      </w:r>
+    </w:p>
+    <w:p>
+      <w:pPr>
+        <w:spacing w:after="0"/>
+        <w:jc w:val="both"/>
+        <w:rPr>
+          <w:lang w:val="en-US"/>
+        </w:rPr>
+      </w:pPr>
+      <w:r>
+        <w:rPr>
+          <w:lang w:val="en-US"/>
+        </w:rPr>
+        <w:t xml:space="preserve">  split 3: train</w:t>
+      </w:r>
+      <w:proofErr w:type="gramStart"/>
+      <w:r>
+        <w:rPr>
+          <w:lang w:val="en-US"/>
+        </w:rPr>
+        <w:t>=[0..</w:t>
+      </w:r>
+      <w:proofErr w:type="gramEnd"/>
+      <w:r>
+        <w:rPr>
+          <w:lang w:val="en-US"/>
+        </w:rPr>
+        <w:t xml:space="preserve">8]                 </w:t>
+      </w:r>
+      <w:proofErr w:type="spellStart"/>
+      <w:r>
+        <w:rPr>
+          <w:lang w:val="en-US"/>
+        </w:rPr>
+        <w:t>val</w:t>
+      </w:r>
+      <w:proofErr w:type="spellEnd"/>
+      <w:proofErr w:type="gramStart"/>
+      <w:r>
+        <w:rPr>
+          <w:lang w:val="en-US"/>
+        </w:rPr>
+        <w:t>=[</w:t>
+      </w:r>
+      <w:proofErr w:type="gramEnd"/>
+      <w:r>
+        <w:rPr>
+          <w:lang w:val="en-US"/>
+        </w:rPr>
+        <w:t>9, 10, 11]</w:t>
+      </w:r>
+    </w:p>
+    <w:p>
+      <w:pPr>
+        <w:spacing w:after="0"/>
+        <w:jc w:val="both"/>
+        <w:rPr>
+          <w:lang w:val="en-US"/>
+        </w:rPr>
+      </w:pPr>
+    </w:p>
+    <w:p>
+      <w:pPr>
+        <w:spacing w:after="0"/>
+        <w:jc w:val="both"/>
+        <w:rPr>
+          <w:lang w:val="en-US"/>
+        </w:rPr>
+      </w:pPr>
+    </w:p>
+    <w:p>
+      <w:pPr>
+        <w:spacing w:after="0"/>
+        <w:jc w:val="both"/>
+        <w:rPr>
+          <w:lang w:val="en-US"/>
+        </w:rPr>
+      </w:pPr>
+      <w:r>
+        <w:rPr>
+          <w:lang w:val="en-US"/>
+        </w:rPr>
+        <w:t>-</w:t>
+      </w:r>
+      <w:r>
+        <w:rPr>
+          <w:lang w:val="en-US"/>
+        </w:rPr>
+        <w:t xml:space="preserve">  </w:t>
+      </w:r>
+      <w:r>
+        <w:rPr>
+          <w:b/>
+          <w:bCs/>
+          <w:lang w:val="en-US"/>
+        </w:rPr>
+        <w:t>K-Fold</w:t>
+      </w:r>
+      <w:r>
+        <w:rPr>
+          <w:lang w:val="en-US"/>
+        </w:rPr>
+        <w:t xml:space="preserve"> — </w:t>
+      </w:r>
+      <w:proofErr w:type="spellStart"/>
+      <w:proofErr w:type="gramStart"/>
+      <w:r>
+        <w:rPr>
+          <w:lang w:val="en-US"/>
+        </w:rPr>
+        <w:t>np.concatenate</w:t>
+      </w:r>
+      <w:proofErr w:type="spellEnd"/>
+      <w:proofErr w:type="gramEnd"/>
+      <w:r>
+        <w:rPr>
+          <w:lang w:val="en-US"/>
+        </w:rPr>
+        <w:t xml:space="preserve">([...before, ...after]) builds the training set by </w:t>
+      </w:r>
+      <w:r>
+        <w:rPr>
+          <w:i/>
+          <w:iCs/>
+          <w:lang w:val="en-US"/>
+        </w:rPr>
+        <w:t>cutting out</w:t>
+      </w:r>
+      <w:r>
+        <w:rPr>
+          <w:lang w:val="en-US"/>
+        </w:rPr>
+        <w:t xml:space="preserve"> the validation slice and stitching the two remaining pieces back together. Each fold validates on a different contiguous block, so every point is validated exactly once. The </w:t>
+      </w:r>
+      <w:proofErr w:type="spellStart"/>
+      <w:r>
+        <w:rPr>
+          <w:lang w:val="en-US"/>
+        </w:rPr>
+        <w:t>fold_</w:t>
+      </w:r>
+      <w:proofErr w:type="gramStart"/>
+      <w:r>
+        <w:rPr>
+          <w:lang w:val="en-US"/>
+        </w:rPr>
+        <w:t>sizes</w:t>
+      </w:r>
+      <w:proofErr w:type="spellEnd"/>
+      <w:r>
+        <w:rPr>
+          <w:lang w:val="en-US"/>
+        </w:rPr>
+        <w:t>[</w:t>
+      </w:r>
+      <w:proofErr w:type="gramEnd"/>
+      <w:r>
+        <w:rPr>
+          <w:lang w:val="en-US"/>
+        </w:rPr>
+        <w:t xml:space="preserve">: n % k] += 1 line is the neat trick that spreads a remainder — if 10 doesn't divide evenly by 3, the first folds get one extra point each. </w:t>
+      </w:r>
+    </w:p>
+    <w:p>
+      <w:pPr>
+        <w:spacing w:after="0"/>
+        <w:jc w:val="both"/>
+        <w:rPr>
+          <w:lang w:val="en-US"/>
+        </w:rPr>
+      </w:pPr>
+      <w:r>
+        <w:rPr>
+          <w:lang w:val="en-US"/>
+        </w:rPr>
+        <w:t>-</w:t>
+      </w:r>
+      <w:r>
+        <w:rPr>
+          <w:lang w:val="en-US"/>
+        </w:rPr>
+        <w:t xml:space="preserve">  </w:t>
+      </w:r>
+      <w:r>
+        <w:rPr>
+          <w:b/>
+          <w:bCs/>
+          <w:lang w:val="en-US"/>
+        </w:rPr>
+        <w:t>Time-series</w:t>
+      </w:r>
+      <w:r>
+        <w:rPr>
+          <w:lang w:val="en-US"/>
+        </w:rPr>
+        <w:t xml:space="preserve"> — notice </w:t>
+      </w:r>
+      <w:proofErr w:type="spellStart"/>
+      <w:r>
+        <w:rPr>
+          <w:lang w:val="en-US"/>
+        </w:rPr>
+        <w:t>train_idx</w:t>
+      </w:r>
+      <w:proofErr w:type="spellEnd"/>
+      <w:r>
+        <w:rPr>
+          <w:lang w:val="en-US"/>
+        </w:rPr>
+        <w:t xml:space="preserve"> is </w:t>
+      </w:r>
+      <w:r>
+        <w:rPr>
+          <w:i/>
+          <w:iCs/>
+          <w:lang w:val="en-US"/>
+        </w:rPr>
+        <w:t>always</w:t>
+      </w:r>
+      <w:r>
+        <w:rPr>
+          <w:lang w:val="en-US"/>
+        </w:rPr>
+        <w:t xml:space="preserve"> the earliest indices (0 up to fold*</w:t>
+      </w:r>
+      <w:proofErr w:type="spellStart"/>
+      <w:r>
+        <w:rPr>
+          <w:lang w:val="en-US"/>
+        </w:rPr>
+        <w:t>i</w:t>
+      </w:r>
+      <w:proofErr w:type="spellEnd"/>
+      <w:r>
+        <w:rPr>
+          <w:lang w:val="en-US"/>
+        </w:rPr>
+        <w:t xml:space="preserve">) and </w:t>
+      </w:r>
+      <w:proofErr w:type="spellStart"/>
+      <w:r>
+        <w:rPr>
+          <w:lang w:val="en-US"/>
+        </w:rPr>
+        <w:t>val_idx</w:t>
+      </w:r>
+      <w:proofErr w:type="spellEnd"/>
+      <w:r>
+        <w:rPr>
+          <w:lang w:val="en-US"/>
+        </w:rPr>
+        <w:t xml:space="preserve"> is the block </w:t>
+      </w:r>
+      <w:r>
+        <w:rPr>
+          <w:i/>
+          <w:iCs/>
+          <w:lang w:val="en-US"/>
+        </w:rPr>
+        <w:t>right after</w:t>
+      </w:r>
+      <w:r>
+        <w:rPr>
+          <w:lang w:val="en-US"/>
+        </w:rPr>
+        <w:t xml:space="preserve">. The training window </w:t>
+      </w:r>
+      <w:r>
+        <w:rPr>
+          <w:b/>
+          <w:bCs/>
+          <w:lang w:val="en-US"/>
+        </w:rPr>
+        <w:t>grows</w:t>
+      </w:r>
+      <w:r>
+        <w:rPr>
+          <w:lang w:val="en-US"/>
+        </w:rPr>
+        <w:t xml:space="preserve"> each split (3 → 6 → 9 points) while </w:t>
+      </w:r>
+      <w:r>
+        <w:rPr>
+          <w:lang w:val="en-US"/>
+        </w:rPr>
+        <w:lastRenderedPageBreak/>
+        <w:t>validation always sits in the future. This is the whole point: never let the model see future data to predict the past.</w:t>
       </w:r>
     </w:p>
     <w:sectPr>
